--- a/EricLemonResume.docx
+++ b/EricLemonResume.docx
@@ -27,7 +27,23 @@
           <w:sz w:val="22"/>
           <w:szCs w:val="22"/>
         </w:rPr>
-        <w:t>Data &amp; Business Analyst  |  Business Analytics Graduate Student</w:t>
+        <w:t xml:space="preserve">Data &amp; Business </w:t>
+      </w:r>
+      <w:proofErr w:type="gramStart"/>
+      <w:r>
+        <w:rPr>
+          <w:sz w:val="22"/>
+          <w:szCs w:val="22"/>
+        </w:rPr>
+        <w:t>Analyst  |</w:t>
+      </w:r>
+      <w:proofErr w:type="gramEnd"/>
+      <w:r>
+        <w:rPr>
+          <w:sz w:val="22"/>
+          <w:szCs w:val="22"/>
+        </w:rPr>
+        <w:t xml:space="preserve">  Business Analytics Graduate Student</w:t>
       </w:r>
     </w:p>
     <w:p>
@@ -35,12 +51,37 @@
         <w:spacing w:after="20"/>
         <w:jc w:val="center"/>
       </w:pPr>
+      <w:proofErr w:type="gramStart"/>
       <w:r>
         <w:rPr>
           <w:sz w:val="18"/>
           <w:szCs w:val="18"/>
         </w:rPr>
-        <w:t>ewlemon7@gmail.com  •  513-203-3509  •  Cincinnati, OH</w:t>
+        <w:t>ewlemon7@gmail.com  •</w:t>
+      </w:r>
+      <w:proofErr w:type="gramEnd"/>
+      <w:r>
+        <w:rPr>
+          <w:sz w:val="18"/>
+          <w:szCs w:val="18"/>
+        </w:rPr>
+        <w:t xml:space="preserve">  513-203-</w:t>
+      </w:r>
+      <w:proofErr w:type="gramStart"/>
+      <w:r>
+        <w:rPr>
+          <w:sz w:val="18"/>
+          <w:szCs w:val="18"/>
+        </w:rPr>
+        <w:t>3509  •</w:t>
+      </w:r>
+      <w:proofErr w:type="gramEnd"/>
+      <w:r>
+        <w:rPr>
+          <w:sz w:val="18"/>
+          <w:szCs w:val="18"/>
+        </w:rPr>
+        <w:t xml:space="preserve">  Cincinnati, OH</w:t>
       </w:r>
     </w:p>
     <w:p>
@@ -48,62 +89,58 @@
         <w:spacing w:after="40"/>
         <w:jc w:val="center"/>
       </w:pPr>
+      <w:r>
+        <w:rPr>
+          <w:sz w:val="18"/>
+        </w:rPr>
+        <w:t xml:space="preserve">LinkedIn: </w:t>
+      </w:r>
       <w:hyperlink r:id="rId5" w:history="1">
         <w:r>
           <w:rPr>
             <w:rStyle w:val="Hyperlink"/>
+            <w:sz w:val="18"/>
           </w:rPr>
-          <w:t>LinkedIn</w:t>
+          <w:t>https://www.linkedin.com/in/ericlemon/</w:t>
         </w:r>
       </w:hyperlink>
       <w:r>
         <w:rPr>
           <w:sz w:val="18"/>
-          <w:szCs w:val="18"/>
-        </w:rPr>
-        <w:t xml:space="preserve">  •  </w:t>
+        </w:rPr>
+        <w:t xml:space="preserve"> </w:t>
+      </w:r>
+    </w:p>
+    <w:p>
+      <w:pPr>
+        <w:spacing w:after="40"/>
+        <w:jc w:val="center"/>
+      </w:pPr>
+      <w:r>
+        <w:rPr>
+          <w:sz w:val="18"/>
+        </w:rPr>
+        <w:t xml:space="preserve">Portfolio: </w:t>
       </w:r>
       <w:hyperlink r:id="rId6" w:history="1">
         <w:r>
           <w:rPr>
             <w:rStyle w:val="Hyperlink"/>
+            <w:sz w:val="18"/>
           </w:rPr>
-          <w:t>Portfolio</w:t>
+          <w:t>https://ewlemon.github.io/EricLemonAnalystPortfolio.github.io/</w:t>
         </w:r>
       </w:hyperlink>
       <w:r>
         <w:rPr>
           <w:sz w:val="18"/>
-          <w:szCs w:val="18"/>
-        </w:rPr>
-        <w:t xml:space="preserve">  •  </w:t>
-      </w:r>
-      <w:hyperlink r:id="rId7" w:history="1">
-        <w:r>
-          <w:rPr>
-            <w:rStyle w:val="Hyperlink"/>
-          </w:rPr>
-          <w:t>GitHub</w:t>
-        </w:r>
-      </w:hyperlink>
-      <w:r>
-        <w:rPr>
-          <w:sz w:val="18"/>
-          <w:szCs w:val="18"/>
-        </w:rPr>
-        <w:t xml:space="preserve">  •  </w:t>
-      </w:r>
-      <w:hyperlink r:id="rId8" w:history="1">
-        <w:r>
-          <w:rPr>
-            <w:rStyle w:val="Hyperlink"/>
-          </w:rPr>
-          <w:t>Tableau Public</w:t>
-        </w:r>
-      </w:hyperlink>
-    </w:p>
-    <w:p>
-      <w:pPr>
+        </w:rPr>
+        <w:t xml:space="preserve"> </w:t>
+      </w:r>
+    </w:p>
+    <w:p>
+      <w:pPr>
+        <w:keepNext/>
         <w:pBdr>
           <w:bottom w:val="single" w:sz="6" w:space="2" w:color="000000"/>
         </w:pBdr>
@@ -132,6 +169,7 @@
     </w:p>
     <w:p>
       <w:pPr>
+        <w:keepNext/>
         <w:pBdr>
           <w:bottom w:val="single" w:sz="6" w:space="2" w:color="000000"/>
         </w:pBdr>
@@ -149,6 +187,7 @@
     </w:p>
     <w:p>
       <w:pPr>
+        <w:keepNext/>
         <w:spacing w:after="60"/>
       </w:pPr>
       <w:r>
@@ -159,11 +198,28 @@
         <w:t xml:space="preserve">Languages &amp; Libraries: </w:t>
       </w:r>
       <w:r>
-        <w:t>SQL (T-SQL), Python (Pandas, NumPy, Matplotlib, Seaborn, Scikit-learn, SciPy), R (dplyr, ggplot2, lubridate)</w:t>
-      </w:r>
-    </w:p>
-    <w:p>
-      <w:pPr>
+        <w:t>SQL (T-SQL), Python (Pandas, NumPy, Matplotlib, Seaborn, Scikit-learn, SciPy), R (</w:t>
+      </w:r>
+      <w:proofErr w:type="spellStart"/>
+      <w:r>
+        <w:t>dplyr</w:t>
+      </w:r>
+      <w:proofErr w:type="spellEnd"/>
+      <w:r>
+        <w:t xml:space="preserve">, ggplot2, </w:t>
+      </w:r>
+      <w:proofErr w:type="spellStart"/>
+      <w:r>
+        <w:t>lubridate</w:t>
+      </w:r>
+      <w:proofErr w:type="spellEnd"/>
+      <w:r>
+        <w:t>)</w:t>
+      </w:r>
+    </w:p>
+    <w:p>
+      <w:pPr>
+        <w:keepNext/>
         <w:spacing w:after="60"/>
       </w:pPr>
       <w:r>
@@ -179,6 +235,7 @@
     </w:p>
     <w:p>
       <w:pPr>
+        <w:keepNext/>
         <w:spacing w:after="60"/>
       </w:pPr>
       <w:r>
@@ -189,11 +246,17 @@
         <w:t xml:space="preserve">Cloud &amp; Workflow: </w:t>
       </w:r>
       <w:r>
-        <w:t>Amazon Web Services (AWS), Linux, Git, GitHub Actions, VS Code, Vercel</w:t>
-      </w:r>
-    </w:p>
-    <w:p>
-      <w:pPr>
+        <w:t xml:space="preserve">Amazon Web Services (AWS), Linux, Git, GitHub Actions, VS Code, </w:t>
+      </w:r>
+      <w:proofErr w:type="spellStart"/>
+      <w:r>
+        <w:t>Vercel</w:t>
+      </w:r>
+      <w:proofErr w:type="spellEnd"/>
+    </w:p>
+    <w:p>
+      <w:pPr>
+        <w:keepNext/>
         <w:spacing w:after="60"/>
       </w:pPr>
       <w:r>
@@ -209,6 +272,7 @@
     </w:p>
     <w:p>
       <w:pPr>
+        <w:keepNext/>
         <w:spacing w:after="60"/>
       </w:pPr>
       <w:r>
@@ -239,6 +303,7 @@
     </w:p>
     <w:p>
       <w:pPr>
+        <w:keepNext/>
         <w:pBdr>
           <w:bottom w:val="single" w:sz="6" w:space="2" w:color="000000"/>
         </w:pBdr>
@@ -271,16 +336,16 @@
         <w:t xml:space="preserve">Business SQL Project </w:t>
       </w:r>
       <w:r>
-        <w:t xml:space="preserve">(SQL): End-to-end SQL analysis of a SaaS dataset spanning 6 tables and ~98K rows, with an ETL pipeline (staging, type-casting, prefix stripping) feeding analysis of customer lifetime value, churn risk by plan tier, feature adoption, and a 5.6% sales pipeline win rate. </w:t>
-      </w:r>
-      <w:hyperlink r:id="rId9" w:history="1">
-        <w:r>
-          <w:rPr>
-            <w:rStyle w:val="Hyperlink"/>
-          </w:rPr>
-          <w:t>GitHub</w:t>
-        </w:r>
-      </w:hyperlink>
+        <w:t xml:space="preserve">(SQL): End-to-end SQL analysis of a SaaS dataset spanning 6 tables and ~98K rows, with an ETL pipeline (staging, </w:t>
+      </w:r>
+      <w:proofErr w:type="gramStart"/>
+      <w:r>
+        <w:t>type-casting</w:t>
+      </w:r>
+      <w:proofErr w:type="gramEnd"/>
+      <w:r>
+        <w:t>, prefix stripping) feeding analysis of customer lifetime value, churn risk by plan tier, feature adoption, and a 5.6% sales pipeline win rate.</w:t>
+      </w:r>
     </w:p>
     <w:p>
       <w:pPr>
@@ -299,16 +364,16 @@
         <w:t xml:space="preserve">AI Analyst Copilot Agent </w:t>
       </w:r>
       <w:r>
-        <w:t xml:space="preserve">(AI / Python / SQL): Live Streamlit agent built on the Claude API that answers plain-English business questions by writing and running its own read-only SQL, charting results, and explaining findings, with two independent guardrails keeping every query read-only and transparent. </w:t>
-      </w:r>
-      <w:hyperlink r:id="rId10" w:history="1">
-        <w:r>
-          <w:rPr>
-            <w:rStyle w:val="Hyperlink"/>
-          </w:rPr>
-          <w:t>GitHub</w:t>
-        </w:r>
-      </w:hyperlink>
+        <w:t xml:space="preserve">(AI / Python / SQL): Live </w:t>
+      </w:r>
+      <w:proofErr w:type="spellStart"/>
+      <w:r>
+        <w:t>Streamlit</w:t>
+      </w:r>
+      <w:proofErr w:type="spellEnd"/>
+      <w:r>
+        <w:t xml:space="preserve"> agent built on the Claude API that answers plain-English business questions by writing and running its own read-only SQL, charting results, and explaining findings, with two independent guardrails keeping every query read-only and transparent.</w:t>
+      </w:r>
     </w:p>
     <w:p>
       <w:pPr>
@@ -327,16 +392,16 @@
         <w:t xml:space="preserve">U.S. Stock Market Index Analysis </w:t>
       </w:r>
       <w:r>
-        <w:t xml:space="preserve">(Python): Multi-index analysis of 5 major U.S. indexes using Linear, Ridge, Lasso, and Degree-3 Polynomial regression, with a GitHub Actions pipeline refreshing the dataset daily and rolling-volatility comparisons across the dot-com, 2008, and COVID downturns. </w:t>
-      </w:r>
-      <w:hyperlink r:id="rId11" w:history="1">
-        <w:r>
-          <w:rPr>
-            <w:rStyle w:val="Hyperlink"/>
-          </w:rPr>
-          <w:t>GitHub</w:t>
-        </w:r>
-      </w:hyperlink>
+        <w:t xml:space="preserve">(Python): Multi-index analysis of 5 major U.S. indexes using Linear, Ridge, Lasso, and Degree-3 Polynomial regression, with a GitHub Actions pipeline refreshing the dataset daily and rolling-volatility comparisons across the </w:t>
+      </w:r>
+      <w:proofErr w:type="gramStart"/>
+      <w:r>
+        <w:t>dot-com</w:t>
+      </w:r>
+      <w:proofErr w:type="gramEnd"/>
+      <w:r>
+        <w:t>, 2008, and COVID downturns.</w:t>
+      </w:r>
     </w:p>
     <w:p>
       <w:pPr>
@@ -355,16 +420,8 @@
         <w:t xml:space="preserve">Career Trends Dashboard </w:t>
       </w:r>
       <w:r>
-        <w:t xml:space="preserve">(Tableau): Interactive dashboard projecting 10-year career outlooks (annual openings, growth, turnover, wages, required education) with an iterative filter design built for honest, hard-to-misread interpretation. </w:t>
-      </w:r>
-      <w:hyperlink r:id="rId12" w:history="1">
-        <w:r>
-          <w:rPr>
-            <w:rStyle w:val="Hyperlink"/>
-          </w:rPr>
-          <w:t>Tableau Public</w:t>
-        </w:r>
-      </w:hyperlink>
+        <w:t>(Tableau): Interactive dashboard projecting 10-year career outlooks (annual openings, growth, turnover, wages, required education) with an iterative filter design built for honest, hard-to-misread interpretation.</w:t>
+      </w:r>
     </w:p>
     <w:p>
       <w:pPr>
@@ -383,16 +440,8 @@
         <w:t xml:space="preserve">CO2 Emissions Dashboard </w:t>
       </w:r>
       <w:r>
-        <w:t xml:space="preserve">(Databricks / Cloud): Cloud-native Databricks dashboard on U.S. CO2 emissions using SQL transformations and Lakehouse architecture, built for non-technical stakeholders. </w:t>
-      </w:r>
-      <w:hyperlink r:id="rId13" w:history="1">
-        <w:r>
-          <w:rPr>
-            <w:rStyle w:val="Hyperlink"/>
-          </w:rPr>
-          <w:t>Live Dashboard</w:t>
-        </w:r>
-      </w:hyperlink>
+        <w:t>(Databricks / Cloud): Cloud-native Databricks dashboard on U.S. CO2 emissions using SQL transformations and Lakehouse architecture, built for non-technical stakeholders.</w:t>
+      </w:r>
     </w:p>
     <w:p>
       <w:pPr>
@@ -411,16 +460,8 @@
         <w:t xml:space="preserve">Decision Analytics Excel Problems </w:t>
       </w:r>
       <w:r>
-        <w:t xml:space="preserve">(Excel): 25+ optimization problems solved in Excel Solver, spanning linear programming, integer programming, and resource allocation across realistic business scenarios. </w:t>
-      </w:r>
-      <w:hyperlink r:id="rId14" w:history="1">
-        <w:r>
-          <w:rPr>
-            <w:rStyle w:val="Hyperlink"/>
-          </w:rPr>
-          <w:t>GitHub</w:t>
-        </w:r>
-      </w:hyperlink>
+        <w:t>(Excel): 25+ optimization problems solved in Excel Solver, spanning linear programming, integer programming, and resource allocation across realistic business scenarios.</w:t>
+      </w:r>
     </w:p>
     <w:p>
       <w:pPr>
@@ -439,19 +480,21 @@
         <w:t xml:space="preserve">Crime Data R Visualization </w:t>
       </w:r>
       <w:r>
-        <w:t xml:space="preserve">(R): R workflow cleaning LAPD crime data (date parsing with lubridate, categorical standardization) and producing a range of ggplot2 visualizations from time-series trends to demographic breakdowns. </w:t>
-      </w:r>
-      <w:hyperlink r:id="rId15" w:history="1">
-        <w:r>
-          <w:rPr>
-            <w:rStyle w:val="Hyperlink"/>
-          </w:rPr>
-          <w:t>GitHub</w:t>
-        </w:r>
-      </w:hyperlink>
-    </w:p>
-    <w:p>
-      <w:pPr>
+        <w:t xml:space="preserve">(R): R workflow cleaning LAPD crime data (date parsing with </w:t>
+      </w:r>
+      <w:proofErr w:type="spellStart"/>
+      <w:r>
+        <w:t>lubridate</w:t>
+      </w:r>
+      <w:proofErr w:type="spellEnd"/>
+      <w:r>
+        <w:t>, categorical standardization) and producing a range of ggplot2 visualizations from time-series trends to demographic breakdowns.</w:t>
+      </w:r>
+    </w:p>
+    <w:p>
+      <w:pPr>
+        <w:keepNext/>
+        <w:pageBreakBefore/>
         <w:pBdr>
           <w:bottom w:val="single" w:sz="6" w:space="2" w:color="000000"/>
         </w:pBdr>
@@ -464,11 +507,13 @@
           <w:sz w:val="23"/>
           <w:szCs w:val="23"/>
         </w:rPr>
+        <w:lastRenderedPageBreak/>
         <w:t>WORK EXPERIENCE</w:t>
       </w:r>
     </w:p>
     <w:p>
       <w:pPr>
+        <w:keepNext/>
         <w:tabs>
           <w:tab w:val="right" w:pos="10080"/>
         </w:tabs>
@@ -492,6 +537,7 @@
     </w:p>
     <w:p>
       <w:pPr>
+        <w:keepNext/>
         <w:spacing w:after="50"/>
       </w:pPr>
       <w:r>
@@ -500,6 +546,48 @@
           <w:iCs/>
         </w:rPr>
         <w:t>Quest Diagnostics, Cincinnati, OH</w:t>
+      </w:r>
+    </w:p>
+    <w:p>
+      <w:pPr>
+        <w:pStyle w:val="ListParagraph"/>
+        <w:keepNext/>
+        <w:numPr>
+          <w:ilvl w:val="0"/>
+          <w:numId w:val="2"/>
+        </w:numPr>
+        <w:spacing w:after="60"/>
+      </w:pPr>
+      <w:r>
+        <w:t>Processed 150+ samples per day, roughly 50% above the group average of 100, while running advanced techniques like grossing and immunohistochemistry to support pathology and diagnostic workflows.</w:t>
+      </w:r>
+    </w:p>
+    <w:p>
+      <w:pPr>
+        <w:pStyle w:val="ListParagraph"/>
+        <w:keepNext/>
+        <w:numPr>
+          <w:ilvl w:val="0"/>
+          <w:numId w:val="2"/>
+        </w:numPr>
+        <w:spacing w:after="60"/>
+      </w:pPr>
+      <w:r>
+        <w:t>Validated patient and specimen data across multiple laboratory information systems and instruments, keeping records accurate and compliant with HIPAA and CLIA requirements.</w:t>
+      </w:r>
+    </w:p>
+    <w:p>
+      <w:pPr>
+        <w:pStyle w:val="ListParagraph"/>
+        <w:keepNext/>
+        <w:numPr>
+          <w:ilvl w:val="0"/>
+          <w:numId w:val="2"/>
+        </w:numPr>
+        <w:spacing w:after="60"/>
+      </w:pPr>
+      <w:r>
+        <w:t>Trained 4+ new technicians and built the onboarding materials they used to get up to speed.</w:t>
       </w:r>
     </w:p>
     <w:p>
@@ -512,8 +600,72 @@
         <w:spacing w:after="60"/>
       </w:pPr>
       <w:r>
-        <w:lastRenderedPageBreak/>
-        <w:t>Processed 150+ samples per day, roughly 50% above the group average of 100, while running advanced techniques like grossing and immunohistochemistry to support pathology and diagnostic workflows.</w:t>
+        <w:t>Partnered with teams across a 30+ person lab to clean up documentation processes, resolve recurring workflow issues, and track performance data that surfaced inefficiencies.</w:t>
+      </w:r>
+    </w:p>
+    <w:p>
+      <w:pPr>
+        <w:keepNext/>
+        <w:tabs>
+          <w:tab w:val="right" w:pos="10080"/>
+        </w:tabs>
+        <w:spacing w:before="130"/>
+      </w:pPr>
+      <w:r>
+        <w:rPr>
+          <w:b/>
+          <w:bCs/>
+        </w:rPr>
+        <w:t>Operations Coordinator</w:t>
+      </w:r>
+      <w:r>
+        <w:rPr>
+          <w:sz w:val="18"/>
+          <w:szCs w:val="18"/>
+        </w:rPr>
+        <w:tab/>
+        <w:t>September 2006 – December 2017</w:t>
+      </w:r>
+    </w:p>
+    <w:p>
+      <w:pPr>
+        <w:keepNext/>
+        <w:spacing w:after="50"/>
+      </w:pPr>
+      <w:r>
+        <w:rPr>
+          <w:i/>
+          <w:iCs/>
+        </w:rPr>
+        <w:t>Lemon Fresh, Cincinnati, OH</w:t>
+      </w:r>
+    </w:p>
+    <w:p>
+      <w:pPr>
+        <w:pStyle w:val="ListParagraph"/>
+        <w:keepNext/>
+        <w:numPr>
+          <w:ilvl w:val="0"/>
+          <w:numId w:val="2"/>
+        </w:numPr>
+        <w:spacing w:after="60"/>
+      </w:pPr>
+      <w:r>
+        <w:t>Coordinated scheduling, billing, and reporting for 100+ clients across up to 15 routes per week, using Excel to organize service data and a route planning system that reduced conflicts and let the team fit in more jobs.</w:t>
+      </w:r>
+    </w:p>
+    <w:p>
+      <w:pPr>
+        <w:pStyle w:val="ListParagraph"/>
+        <w:keepNext/>
+        <w:numPr>
+          <w:ilvl w:val="0"/>
+          <w:numId w:val="2"/>
+        </w:numPr>
+        <w:spacing w:after="60"/>
+      </w:pPr>
+      <w:r>
+        <w:t>Maintained 95%+ client retention by reviewing customer feedback and service patterns in Excel, identifying what was not working, and adjusting to keep clients.</w:t>
       </w:r>
     </w:p>
     <w:p>
@@ -526,37 +678,30 @@
         <w:spacing w:after="60"/>
       </w:pPr>
       <w:r>
-        <w:t>Validated patient and specimen data across multiple laboratory information systems and instruments, keeping records accurate and compliant with HIPAA and CLIA requirements.</w:t>
-      </w:r>
-    </w:p>
-    <w:p>
-      <w:pPr>
-        <w:pStyle w:val="ListParagraph"/>
-        <w:numPr>
-          <w:ilvl w:val="0"/>
-          <w:numId w:val="2"/>
-        </w:numPr>
-        <w:spacing w:after="60"/>
-      </w:pPr>
-      <w:r>
-        <w:t>Trained 4+ new technicians and built the onboarding materials they used to get up to speed.</w:t>
-      </w:r>
-    </w:p>
-    <w:p>
-      <w:pPr>
-        <w:pStyle w:val="ListParagraph"/>
-        <w:numPr>
-          <w:ilvl w:val="0"/>
-          <w:numId w:val="2"/>
-        </w:numPr>
-        <w:spacing w:after="60"/>
-      </w:pPr>
-      <w:r>
-        <w:t>Partnered with teams across a 30+ person lab to clean up documentation processes, resolve recurring workflow issues, and track performance data that surfaced inefficiencies.</w:t>
-      </w:r>
-    </w:p>
-    <w:p>
-      <w:pPr>
+        <w:t>Managed weekly operations across a 3-van fleet, tracking scheduling efficiency and route completion rates to catch problems before they compounded.</w:t>
+      </w:r>
+    </w:p>
+    <w:p>
+      <w:pPr>
+        <w:keepNext/>
+        <w:pBdr>
+          <w:bottom w:val="single" w:sz="6" w:space="2" w:color="000000"/>
+        </w:pBdr>
+        <w:spacing w:before="220" w:after="90"/>
+      </w:pPr>
+      <w:r>
+        <w:rPr>
+          <w:b/>
+          <w:bCs/>
+          <w:sz w:val="23"/>
+          <w:szCs w:val="23"/>
+        </w:rPr>
+        <w:t>EDUCATION</w:t>
+      </w:r>
+    </w:p>
+    <w:p>
+      <w:pPr>
+        <w:keepNext/>
         <w:tabs>
           <w:tab w:val="right" w:pos="10080"/>
         </w:tabs>
@@ -567,7 +712,23 @@
           <w:b/>
           <w:bCs/>
         </w:rPr>
-        <w:t>Operations Coordinator</w:t>
+        <w:t xml:space="preserve">M.S., Business Informatics (Business </w:t>
+      </w:r>
+      <w:proofErr w:type="gramStart"/>
+      <w:r>
+        <w:rPr>
+          <w:b/>
+          <w:bCs/>
+        </w:rPr>
+        <w:t>Analytics)  |</w:t>
+      </w:r>
+      <w:proofErr w:type="gramEnd"/>
+      <w:r>
+        <w:rPr>
+          <w:b/>
+          <w:bCs/>
+        </w:rPr>
+        <w:t xml:space="preserve">  GPA: 4.0</w:t>
       </w:r>
       <w:r>
         <w:rPr>
@@ -575,11 +736,12 @@
           <w:szCs w:val="18"/>
         </w:rPr>
         <w:tab/>
-        <w:t>September 2006 – December 2017</w:t>
-      </w:r>
-    </w:p>
-    <w:p>
-      <w:pPr>
+        <w:t>September 2024 – December 2026 (Expected)</w:t>
+      </w:r>
+    </w:p>
+    <w:p>
+      <w:pPr>
+        <w:keepNext/>
         <w:spacing w:after="50"/>
       </w:pPr>
       <w:r>
@@ -587,67 +749,46 @@
           <w:i/>
           <w:iCs/>
         </w:rPr>
-        <w:t>Lemon Fresh, Cincinnati, OH</w:t>
-      </w:r>
-    </w:p>
-    <w:p>
-      <w:pPr>
-        <w:pStyle w:val="ListParagraph"/>
-        <w:numPr>
-          <w:ilvl w:val="0"/>
-          <w:numId w:val="2"/>
-        </w:numPr>
-        <w:spacing w:after="60"/>
-      </w:pPr>
-      <w:r>
-        <w:t>Coordinated scheduling, billing, and reporting for 100+ clients across up to 15 routes per week, using Excel to organize service data and a route planning system that reduced conflicts and let the team fit in more jobs.</w:t>
-      </w:r>
-    </w:p>
-    <w:p>
-      <w:pPr>
-        <w:pStyle w:val="ListParagraph"/>
-        <w:numPr>
-          <w:ilvl w:val="0"/>
-          <w:numId w:val="2"/>
-        </w:numPr>
-        <w:spacing w:after="60"/>
-      </w:pPr>
-      <w:r>
-        <w:t>Maintained 95%+ client retention by reviewing customer feedback and service patterns in Excel, identifying what was not working, and adjusting to keep clients.</w:t>
-      </w:r>
-    </w:p>
-    <w:p>
-      <w:pPr>
-        <w:pStyle w:val="ListParagraph"/>
-        <w:numPr>
-          <w:ilvl w:val="0"/>
-          <w:numId w:val="2"/>
-        </w:numPr>
-        <w:spacing w:after="60"/>
-      </w:pPr>
-      <w:r>
-        <w:t>Managed weekly operations across a 3-van fleet, tracking scheduling efficiency and route completion rates to catch problems before they compounded.</w:t>
-      </w:r>
-    </w:p>
-    <w:p>
-      <w:pPr>
-        <w:pBdr>
-          <w:bottom w:val="single" w:sz="6" w:space="2" w:color="000000"/>
-        </w:pBdr>
-        <w:spacing w:before="220" w:after="90"/>
-      </w:pPr>
-      <w:r>
-        <w:rPr>
-          <w:b/>
-          <w:bCs/>
-          <w:sz w:val="23"/>
-          <w:szCs w:val="23"/>
-        </w:rPr>
-        <w:t>EDUCATION</w:t>
-      </w:r>
-    </w:p>
-    <w:p>
-      <w:pPr>
+        <w:t>Northern Kentucky University, Highland Heights, KY</w:t>
+      </w:r>
+    </w:p>
+    <w:p>
+      <w:pPr>
+        <w:spacing w:after="30"/>
+      </w:pPr>
+      <w:r>
+        <w:rPr>
+          <w:b/>
+          <w:bCs/>
+        </w:rPr>
+        <w:t xml:space="preserve">Relevant Coursework: </w:t>
+      </w:r>
+      <w:r>
+        <w:t>Database Management Systems, Data Visualization &amp; Analytics, Business Analytics, Decision Analysis, Cloud Computing, IT Project Management, Information Systems in Organizations, Information Security &amp; Governance</w:t>
+      </w:r>
+    </w:p>
+    <w:p>
+      <w:pPr>
+        <w:spacing w:after="60"/>
+      </w:pPr>
+      <w:r>
+        <w:rPr>
+          <w:b/>
+          <w:bCs/>
+        </w:rPr>
+        <w:t xml:space="preserve">In Progress: </w:t>
+      </w:r>
+      <w:r>
+        <w:rPr>
+          <w:i/>
+          <w:iCs/>
+        </w:rPr>
+        <w:t>Business Intelligence Development, Systems Analysis &amp; Design, IS Capstone</w:t>
+      </w:r>
+    </w:p>
+    <w:p>
+      <w:pPr>
+        <w:keepNext/>
         <w:tabs>
           <w:tab w:val="right" w:pos="10080"/>
         </w:tabs>
@@ -658,7 +799,23 @@
           <w:b/>
           <w:bCs/>
         </w:rPr>
-        <w:t>M.S., Business Informatics (Business Analytics)  |  GPA: 4.0</w:t>
+        <w:t xml:space="preserve">B.S., Cell and Molecular </w:t>
+      </w:r>
+      <w:proofErr w:type="gramStart"/>
+      <w:r>
+        <w:rPr>
+          <w:b/>
+          <w:bCs/>
+        </w:rPr>
+        <w:t>Biology  |</w:t>
+      </w:r>
+      <w:proofErr w:type="gramEnd"/>
+      <w:r>
+        <w:rPr>
+          <w:b/>
+          <w:bCs/>
+        </w:rPr>
+        <w:t xml:space="preserve">  GPA: 3.4</w:t>
       </w:r>
       <w:r>
         <w:rPr>
@@ -666,80 +823,12 @@
           <w:szCs w:val="18"/>
         </w:rPr>
         <w:tab/>
-        <w:t>September 2024 – December 2026 (Expected)</w:t>
-      </w:r>
-    </w:p>
-    <w:p>
-      <w:pPr>
-        <w:spacing w:after="50"/>
-      </w:pPr>
-      <w:r>
-        <w:rPr>
-          <w:i/>
-          <w:iCs/>
-        </w:rPr>
-        <w:t>Northern Kentucky University, Highland Heights, KY</w:t>
-      </w:r>
-    </w:p>
-    <w:p>
-      <w:pPr>
-        <w:spacing w:after="30"/>
-      </w:pPr>
-      <w:r>
-        <w:rPr>
-          <w:b/>
-          <w:bCs/>
-        </w:rPr>
-        <w:t xml:space="preserve">Relevant Coursework: </w:t>
-      </w:r>
-      <w:r>
-        <w:t>Database Management Systems, Data Visualization &amp; Analytics, Business Analytics, Decision Analysis, Cloud Computing, IT Project Management, Information Systems in Organizations, Information Security &amp; Governance</w:t>
-      </w:r>
-    </w:p>
-    <w:p>
-      <w:pPr>
-        <w:spacing w:after="60"/>
-      </w:pPr>
-      <w:r>
-        <w:rPr>
-          <w:b/>
-          <w:bCs/>
-        </w:rPr>
-        <w:t xml:space="preserve">In Progress: </w:t>
-      </w:r>
-      <w:r>
-        <w:rPr>
-          <w:i/>
-          <w:iCs/>
-        </w:rPr>
-        <w:t>Business Intelligence Development, Systems Analysis &amp; Design, IS Capstone</w:t>
-      </w:r>
-    </w:p>
-    <w:p>
-      <w:pPr>
-        <w:tabs>
-          <w:tab w:val="right" w:pos="10080"/>
-        </w:tabs>
-        <w:spacing w:before="130"/>
-      </w:pPr>
-      <w:r>
-        <w:rPr>
-          <w:b/>
-          <w:bCs/>
-        </w:rPr>
-        <w:t>B.S., Cell and Molecular Biology  |  GPA: 3.4</w:t>
-      </w:r>
-      <w:r>
-        <w:rPr>
-          <w:sz w:val="18"/>
-          <w:szCs w:val="18"/>
-        </w:rPr>
-        <w:tab/>
         <w:t>September 2013 – April 2018</w:t>
       </w:r>
     </w:p>
     <w:p>
       <w:pPr>
+        <w:keepNext/>
         <w:spacing w:after="50"/>
       </w:pPr>
       <w:r>
@@ -1462,7 +1551,7 @@
     <w:uiPriority w:val="99"/>
     <w:unhideWhenUsed/>
     <w:rPr>
-      <w:color w:val="0563C1"/>
+      <w:color w:val="000000"/>
       <w:u w:val="single"/>
     </w:rPr>
   </w:style>
@@ -1518,6 +1607,18 @@
     <w:rPr>
       <w:sz w:val="20"/>
       <w:szCs w:val="20"/>
+    </w:rPr>
+  </w:style>
+  <w:style w:type="character" w:styleId="UnresolvedMention">
+    <w:name w:val="Unresolved Mention"/>
+    <w:basedOn w:val="DefaultParagraphFont"/>
+    <w:uiPriority w:val="99"/>
+    <w:semiHidden/>
+    <w:unhideWhenUsed/>
+    <w:rsid w:val="00CE1E4A"/>
+    <w:rPr>
+      <w:color w:val="605E5C"/>
+      <w:shd w:val="clear" w:color="auto" w:fill="E1DFDD"/>
     </w:rPr>
   </w:style>
 </w:styles>

--- a/EricLemonResume.docx
+++ b/EricLemonResume.docx
@@ -19,70 +19,54 @@
     </w:p>
     <w:p>
       <w:pPr>
-        <w:spacing w:after="60"/>
+        <w:spacing w:after="20"/>
         <w:jc w:val="center"/>
-      </w:pPr>
-      <w:r>
         <w:rPr>
           <w:sz w:val="22"/>
           <w:szCs w:val="22"/>
         </w:rPr>
-        <w:t xml:space="preserve">Data &amp; Business </w:t>
-      </w:r>
-      <w:proofErr w:type="gramStart"/>
+      </w:pPr>
       <w:r>
         <w:rPr>
           <w:sz w:val="22"/>
           <w:szCs w:val="22"/>
         </w:rPr>
-        <w:t>Analyst  |</w:t>
-      </w:r>
-      <w:proofErr w:type="gramEnd"/>
+        <w:t>D</w:t>
+      </w:r>
       <w:r>
         <w:rPr>
           <w:sz w:val="22"/>
           <w:szCs w:val="22"/>
         </w:rPr>
-        <w:t xml:space="preserve">  Business Analytics Graduate Student</w:t>
-      </w:r>
-    </w:p>
-    <w:p>
-      <w:pPr>
-        <w:spacing w:after="20"/>
+        <w:t>ata Analyst | Business Analyst | SQL, Python, Tableau, Excel</w:t>
+      </w:r>
+    </w:p>
+    <w:p>
+      <w:pPr>
+        <w:spacing w:after="40"/>
         <w:jc w:val="center"/>
-      </w:pPr>
-      <w:proofErr w:type="gramStart"/>
-      <w:r>
         <w:rPr>
           <w:sz w:val="18"/>
           <w:szCs w:val="18"/>
         </w:rPr>
-        <w:t>ewlemon7@gmail.com  •</w:t>
-      </w:r>
-      <w:proofErr w:type="gramEnd"/>
+      </w:pPr>
       <w:r>
         <w:rPr>
           <w:sz w:val="18"/>
           <w:szCs w:val="18"/>
         </w:rPr>
-        <w:t xml:space="preserve">  513-203-</w:t>
-      </w:r>
-      <w:proofErr w:type="gramStart"/>
-      <w:r>
-        <w:rPr>
-          <w:sz w:val="18"/>
-          <w:szCs w:val="18"/>
-        </w:rPr>
-        <w:t>3509  •</w:t>
-      </w:r>
-      <w:proofErr w:type="gramEnd"/>
-      <w:r>
-        <w:rPr>
-          <w:sz w:val="18"/>
-          <w:szCs w:val="18"/>
-        </w:rPr>
-        <w:t xml:space="preserve">  Cincinnati, OH</w:t>
-      </w:r>
+        <w:t xml:space="preserve">Cincinnati, OH • 513-203-3509 • </w:t>
+      </w:r>
+      <w:hyperlink r:id="rId5" w:history="1">
+        <w:r>
+          <w:rPr>
+            <w:rStyle w:val="Hyperlink"/>
+            <w:sz w:val="18"/>
+            <w:szCs w:val="18"/>
+          </w:rPr>
+          <w:t>ewlemon7@gmail.com</w:t>
+        </w:r>
+      </w:hyperlink>
     </w:p>
     <w:p>
       <w:pPr>
@@ -95,7 +79,7 @@
         </w:rPr>
         <w:t xml:space="preserve">LinkedIn: </w:t>
       </w:r>
-      <w:hyperlink r:id="rId5" w:history="1">
+      <w:hyperlink r:id="rId6" w:history="1">
         <w:r>
           <w:rPr>
             <w:rStyle w:val="Hyperlink"/>
@@ -122,7 +106,7 @@
         </w:rPr>
         <w:t xml:space="preserve">Portfolio: </w:t>
       </w:r>
-      <w:hyperlink r:id="rId6" w:history="1">
+      <w:hyperlink r:id="rId7" w:history="1">
         <w:r>
           <w:rPr>
             <w:rStyle w:val="Hyperlink"/>
@@ -161,10 +145,55 @@
         <w:spacing w:after="40"/>
       </w:pPr>
       <w:r>
-        <w:t>Business analytics graduate student (M.S., GPA 4.0, expected December 2026) transitioning into data and business analyst roles, backed by 18+ completed projects in SQL, Python, R, and Tableau covering ETL pipelines, predictive modeling, and interactive dashboards published on GitHub and Tableau Public. Earlier experience in clinical laboratory and business operations built a practical foundation in data accuracy, compliance (HIPAA, CLIA), and process improvement across high-volume, regulated environments. Comfortable working with imperfect data, asking the right questions, and translating findings into clear takeaways for both technical and non-technical audiences</w:t>
-      </w:r>
-      <w:r>
-        <w:t>.</w:t>
+        <w:t>I am a b</w:t>
+      </w:r>
+      <w:r>
+        <w:t>usiness analytics graduate student pursuing Data Analyst, Business Analyst, and Business Intelligence Analyst roles</w:t>
+      </w:r>
+      <w:r>
+        <w:t xml:space="preserve">. I have </w:t>
+      </w:r>
+      <w:r>
+        <w:t>hands-on experience in SQL, Python, R, Tableau, Excel, Databricks, AWS</w:t>
+      </w:r>
+      <w:r>
+        <w:t>, and MicroStrategy</w:t>
+      </w:r>
+      <w:r>
+        <w:t>. Through projects, both school and personal, I have b</w:t>
+      </w:r>
+      <w:r>
+        <w:t xml:space="preserve">uilt ETL pipelines, dashboards, predictive models, KPI reporting, and business analyses using real-world datasets. </w:t>
+      </w:r>
+      <w:r>
+        <w:t>I have a s</w:t>
+      </w:r>
+      <w:r>
+        <w:t xml:space="preserve">trong background in data cleaning, data validation, reporting, process improvement, and cross-functional collaboration through experience in </w:t>
+      </w:r>
+      <w:r>
+        <w:t xml:space="preserve">a </w:t>
+      </w:r>
+      <w:r>
+        <w:t xml:space="preserve">regulated laboratory and </w:t>
+      </w:r>
+      <w:r>
+        <w:t xml:space="preserve">an </w:t>
+      </w:r>
+      <w:r>
+        <w:t>operations environment</w:t>
+      </w:r>
+      <w:r>
+        <w:t xml:space="preserve">. </w:t>
+      </w:r>
+      <w:r>
+        <w:t>I am e</w:t>
+      </w:r>
+      <w:r>
+        <w:t>ffective at translating data into insights for technical and non-technical stakeholders</w:t>
+      </w:r>
+      <w:r>
+        <w:t xml:space="preserve"> and believe my combination of background experience and schooling is an asset to any team.</w:t>
       </w:r>
     </w:p>
     <w:p>
@@ -187,7 +216,6 @@
     </w:p>
     <w:p>
       <w:pPr>
-        <w:keepNext/>
         <w:spacing w:after="60"/>
       </w:pPr>
       <w:r>
@@ -195,31 +223,14 @@
           <w:b/>
           <w:bCs/>
         </w:rPr>
-        <w:t xml:space="preserve">Languages &amp; Libraries: </w:t>
-      </w:r>
-      <w:r>
-        <w:t>SQL (T-SQL), Python (Pandas, NumPy, Matplotlib, Seaborn, Scikit-learn, SciPy), R (</w:t>
-      </w:r>
-      <w:proofErr w:type="spellStart"/>
-      <w:r>
-        <w:t>dplyr</w:t>
-      </w:r>
-      <w:proofErr w:type="spellEnd"/>
-      <w:r>
-        <w:t xml:space="preserve">, ggplot2, </w:t>
-      </w:r>
-      <w:proofErr w:type="spellStart"/>
-      <w:r>
-        <w:t>lubridate</w:t>
-      </w:r>
-      <w:proofErr w:type="spellEnd"/>
-      <w:r>
-        <w:t>)</w:t>
-      </w:r>
-    </w:p>
-    <w:p>
-      <w:pPr>
-        <w:keepNext/>
+        <w:t>SQL &amp; Databases:</w:t>
+      </w:r>
+      <w:r>
+        <w:t xml:space="preserve"> SQL, T-SQL, MySQL, SQL Server Management Studio, Databricks SQL</w:t>
+      </w:r>
+    </w:p>
+    <w:p>
+      <w:pPr>
         <w:spacing w:after="60"/>
       </w:pPr>
       <w:r>
@@ -227,15 +238,14 @@
           <w:b/>
           <w:bCs/>
         </w:rPr>
-        <w:t xml:space="preserve">Data &amp; BI Tools: </w:t>
-      </w:r>
-      <w:r>
-        <w:t>Tableau, Tableau Prep, Databricks (Lakehouse/SQL), SQL Server Management Studio, MySQL, Excel (Solver, Linear Programming), Jupyter Notebook, RStudio</w:t>
-      </w:r>
-    </w:p>
-    <w:p>
-      <w:pPr>
-        <w:keepNext/>
+        <w:t>Programming:</w:t>
+      </w:r>
+      <w:r>
+        <w:t xml:space="preserve"> Python, RPython Libraries: Pandas, NumPy, Matplotlib, Seaborn, Scikit-learn, SciPyR </w:t>
+      </w:r>
+    </w:p>
+    <w:p>
+      <w:pPr>
         <w:spacing w:after="60"/>
       </w:pPr>
       <w:r>
@@ -243,20 +253,14 @@
           <w:b/>
           <w:bCs/>
         </w:rPr>
-        <w:t xml:space="preserve">Cloud &amp; Workflow: </w:t>
-      </w:r>
-      <w:r>
-        <w:t xml:space="preserve">Amazon Web Services (AWS), Linux, Git, GitHub Actions, VS Code, </w:t>
-      </w:r>
-      <w:proofErr w:type="spellStart"/>
-      <w:r>
-        <w:t>Vercel</w:t>
-      </w:r>
-      <w:proofErr w:type="spellEnd"/>
-    </w:p>
-    <w:p>
-      <w:pPr>
-        <w:keepNext/>
+        <w:t>Libraries:</w:t>
+      </w:r>
+      <w:r>
+        <w:t xml:space="preserve"> dplyr, ggplot2, lubridate</w:t>
+      </w:r>
+    </w:p>
+    <w:p>
+      <w:pPr>
         <w:spacing w:after="60"/>
       </w:pPr>
       <w:r>
@@ -264,15 +268,20 @@
           <w:b/>
           <w:bCs/>
         </w:rPr>
-        <w:t xml:space="preserve">Web Analytics: </w:t>
-      </w:r>
-      <w:r>
-        <w:t>Google Analytics, Google Tag Manager, HTML/CSS</w:t>
-      </w:r>
-    </w:p>
-    <w:p>
-      <w:pPr>
-        <w:keepNext/>
+        <w:t>BI &amp; Visualization:</w:t>
+      </w:r>
+      <w:r>
+        <w:t xml:space="preserve"> Tableau, Tableau Prep, Excel, Jupyter Notebook, RStudio</w:t>
+      </w:r>
+      <w:r>
+        <w:t xml:space="preserve">, </w:t>
+      </w:r>
+      <w:r>
+        <w:t>MicroStrategy</w:t>
+      </w:r>
+    </w:p>
+    <w:p>
+      <w:pPr>
         <w:spacing w:after="60"/>
       </w:pPr>
       <w:r>
@@ -280,10 +289,10 @@
           <w:b/>
           <w:bCs/>
         </w:rPr>
-        <w:t xml:space="preserve">Analytics Techniques: </w:t>
-      </w:r>
-      <w:r>
-        <w:t>ETL Pipeline Development, Statistical Modeling, Regression Analysis, Predictive Analytics, Dashboard Design, Data Storytelling, Root Cause Analysis, Decision Modeling, Optimization Modeling</w:t>
+        <w:t>Cloud &amp; Tools:</w:t>
+      </w:r>
+      <w:r>
+        <w:t xml:space="preserve"> AWS, Linux, Git, GitHub Actions, VS Code, Vercel</w:t>
       </w:r>
     </w:p>
     <w:p>
@@ -295,11 +304,46 @@
           <w:b/>
           <w:bCs/>
         </w:rPr>
-        <w:t xml:space="preserve">Soft Skills: </w:t>
-      </w:r>
-      <w:r>
-        <w:t>Cross-functional Collaboration, Technical Communication, Project Management, Training &amp; Mentorship, Problem-Solving</w:t>
-      </w:r>
+        <w:t>Web &amp; Tracking:</w:t>
+      </w:r>
+      <w:r>
+        <w:t xml:space="preserve"> Google Analytics, Google Tag Manager, HTML/CSS</w:t>
+      </w:r>
+    </w:p>
+    <w:p>
+      <w:pPr>
+        <w:spacing w:after="60"/>
+      </w:pPr>
+      <w:r>
+        <w:rPr>
+          <w:b/>
+          <w:bCs/>
+        </w:rPr>
+        <w:t>Analytics:</w:t>
+      </w:r>
+      <w:r>
+        <w:t xml:space="preserve"> Data Cleaning, Data Validation, ETL, Dashboarding, KPI Reporting, Data Visualization, Predictive Modeling, Regression Analysis, Root Cause Analysis, Decision Modeling, Optimization Modeling, Business Intelligence, Ad Hoc Analysis, Data Storytelling</w:t>
+      </w:r>
+    </w:p>
+    <w:p>
+      <w:pPr>
+        <w:spacing w:after="60"/>
+      </w:pPr>
+      <w:r>
+        <w:rPr>
+          <w:b/>
+          <w:bCs/>
+        </w:rPr>
+        <w:t>Collaboration:</w:t>
+      </w:r>
+      <w:r>
+        <w:t xml:space="preserve"> Cross-functional Collaboration, Stakeholder Communication, Project Management, Training, Documentation</w:t>
+      </w:r>
+    </w:p>
+    <w:p>
+      <w:pPr>
+        <w:spacing w:after="60"/>
+      </w:pPr>
     </w:p>
     <w:p>
       <w:pPr>
@@ -321,30 +365,23 @@
     </w:p>
     <w:p>
       <w:pPr>
+        <w:spacing w:after="60"/>
+      </w:pPr>
+      <w:r>
+        <w:t>SQL Business Performance Analysis | SQL</w:t>
+      </w:r>
+    </w:p>
+    <w:p>
+      <w:pPr>
         <w:pStyle w:val="ListParagraph"/>
         <w:numPr>
           <w:ilvl w:val="0"/>
-          <w:numId w:val="2"/>
+          <w:numId w:val="3"/>
         </w:numPr>
         <w:spacing w:after="60"/>
       </w:pPr>
       <w:r>
-        <w:rPr>
-          <w:b/>
-          <w:bCs/>
-        </w:rPr>
-        <w:t xml:space="preserve">Business SQL Project </w:t>
-      </w:r>
-      <w:r>
-        <w:t xml:space="preserve">(SQL): End-to-end SQL analysis of a SaaS dataset spanning 6 tables and ~98K rows, with an ETL pipeline (staging, </w:t>
-      </w:r>
-      <w:proofErr w:type="gramStart"/>
-      <w:r>
-        <w:t>type-casting</w:t>
-      </w:r>
-      <w:proofErr w:type="gramEnd"/>
-      <w:r>
-        <w:t>, prefix stripping) feeding analysis of customer lifetime value, churn risk by plan tier, feature adoption, and a 5.6% sales pipeline win rate.</w:t>
+        <w:t>Built an SQL analysis of a SaaS dataset spanning 6 tables and ~98K rows, including staging, data cleaning, type casting, and transformation steps in an ETL pipeline.</w:t>
       </w:r>
     </w:p>
     <w:p>
@@ -352,27 +389,26 @@
         <w:pStyle w:val="ListParagraph"/>
         <w:numPr>
           <w:ilvl w:val="0"/>
-          <w:numId w:val="2"/>
+          <w:numId w:val="3"/>
         </w:numPr>
         <w:spacing w:after="60"/>
       </w:pPr>
       <w:r>
-        <w:rPr>
-          <w:b/>
-          <w:bCs/>
-        </w:rPr>
-        <w:t xml:space="preserve">AI Analyst Copilot Agent </w:t>
-      </w:r>
-      <w:r>
-        <w:t xml:space="preserve">(AI / Python / SQL): Live </w:t>
-      </w:r>
-      <w:proofErr w:type="spellStart"/>
-      <w:r>
-        <w:t>Streamlit</w:t>
-      </w:r>
-      <w:proofErr w:type="spellEnd"/>
-      <w:r>
-        <w:t xml:space="preserve"> agent built on the Claude API that answers plain-English business questions by writing and running its own read-only SQL, charting results, and explaining findings, with two independent guardrails keeping every query read-only and transparent.</w:t>
+        <w:t>Analyzed customer lifetime value, churn risk, feature adoption, and pipeline conversion, identifying a 5.6% sales win</w:t>
+      </w:r>
+      <w:r>
+        <w:t xml:space="preserve"> rate</w:t>
+      </w:r>
+      <w:r>
+        <w:t>.</w:t>
+      </w:r>
+    </w:p>
+    <w:p>
+      <w:pPr>
+        <w:spacing w:after="60"/>
+      </w:pPr>
+      <w:r>
+        <w:t>AI Analytics Copilot | Python, SQL, Streamlit</w:t>
       </w:r>
     </w:p>
     <w:p>
@@ -380,27 +416,12 @@
         <w:pStyle w:val="ListParagraph"/>
         <w:numPr>
           <w:ilvl w:val="0"/>
-          <w:numId w:val="2"/>
+          <w:numId w:val="4"/>
         </w:numPr>
         <w:spacing w:after="60"/>
       </w:pPr>
       <w:r>
-        <w:rPr>
-          <w:b/>
-          <w:bCs/>
-        </w:rPr>
-        <w:t xml:space="preserve">U.S. Stock Market Index Analysis </w:t>
-      </w:r>
-      <w:r>
-        <w:t xml:space="preserve">(Python): Multi-index analysis of 5 major U.S. indexes using Linear, Ridge, Lasso, and Degree-3 Polynomial regression, with a GitHub Actions pipeline refreshing the dataset daily and rolling-volatility comparisons across the </w:t>
-      </w:r>
-      <w:proofErr w:type="gramStart"/>
-      <w:r>
-        <w:t>dot-com</w:t>
-      </w:r>
-      <w:proofErr w:type="gramEnd"/>
-      <w:r>
-        <w:t>, 2008, and COVID downturns.</w:t>
+        <w:t>Developed a live analytics assistant that answers business questions by generating and executing read-only SQL queries.</w:t>
       </w:r>
     </w:p>
     <w:p>
@@ -408,19 +429,20 @@
         <w:pStyle w:val="ListParagraph"/>
         <w:numPr>
           <w:ilvl w:val="0"/>
-          <w:numId w:val="2"/>
+          <w:numId w:val="4"/>
         </w:numPr>
         <w:spacing w:after="60"/>
       </w:pPr>
       <w:r>
-        <w:rPr>
-          <w:b/>
-          <w:bCs/>
-        </w:rPr>
-        <w:t xml:space="preserve">Career Trends Dashboard </w:t>
-      </w:r>
-      <w:r>
-        <w:t>(Tableau): Interactive dashboard projecting 10-year career outlooks (annual openings, growth, turnover, wages, required education) with an iterative filter design built for honest, hard-to-misread interpretation.</w:t>
+        <w:t>Implemented guardrails to ensure query safety, transparency, and reproducible business analysis.</w:t>
+      </w:r>
+    </w:p>
+    <w:p>
+      <w:pPr>
+        <w:spacing w:after="60"/>
+      </w:pPr>
+      <w:r>
+        <w:t>U.S. Stock Market Index Analysis | Python</w:t>
       </w:r>
     </w:p>
     <w:p>
@@ -428,19 +450,12 @@
         <w:pStyle w:val="ListParagraph"/>
         <w:numPr>
           <w:ilvl w:val="0"/>
-          <w:numId w:val="2"/>
+          <w:numId w:val="5"/>
         </w:numPr>
         <w:spacing w:after="60"/>
       </w:pPr>
       <w:r>
-        <w:rPr>
-          <w:b/>
-          <w:bCs/>
-        </w:rPr>
-        <w:t xml:space="preserve">CO2 Emissions Dashboard </w:t>
-      </w:r>
-      <w:r>
-        <w:t>(Databricks / Cloud): Cloud-native Databricks dashboard on U.S. CO2 emissions using SQL transformations and Lakehouse architecture, built for non-technical stakeholders.</w:t>
+        <w:t>Analyzed 5 major U.S. stock indexes using linear, ridge, lasso, and polynomial regression models.</w:t>
       </w:r>
     </w:p>
     <w:p>
@@ -448,19 +463,20 @@
         <w:pStyle w:val="ListParagraph"/>
         <w:numPr>
           <w:ilvl w:val="0"/>
-          <w:numId w:val="2"/>
+          <w:numId w:val="5"/>
         </w:numPr>
         <w:spacing w:after="60"/>
       </w:pPr>
       <w:r>
-        <w:rPr>
-          <w:b/>
-          <w:bCs/>
-        </w:rPr>
-        <w:t xml:space="preserve">Decision Analytics Excel Problems </w:t>
-      </w:r>
-      <w:r>
-        <w:t>(Excel): 25+ optimization problems solved in Excel Solver, spanning linear programming, integer programming, and resource allocation across realistic business scenarios.</w:t>
+        <w:t>Built an automated GitHub Actions workflow to refresh data daily and compared rolling volatility across the dot-com crash, 2008 financial crisis, and COVID downturn.</w:t>
+      </w:r>
+    </w:p>
+    <w:p>
+      <w:pPr>
+        <w:spacing w:after="60"/>
+      </w:pPr>
+      <w:r>
+        <w:t>Career Trends Dashboard | Tableau</w:t>
       </w:r>
     </w:p>
     <w:p>
@@ -468,27 +484,34 @@
         <w:pStyle w:val="ListParagraph"/>
         <w:numPr>
           <w:ilvl w:val="0"/>
-          <w:numId w:val="2"/>
+          <w:numId w:val="6"/>
         </w:numPr>
         <w:spacing w:after="60"/>
       </w:pPr>
       <w:r>
-        <w:rPr>
-          <w:b/>
-          <w:bCs/>
-        </w:rPr>
-        <w:t xml:space="preserve">Crime Data R Visualization </w:t>
-      </w:r>
-      <w:r>
-        <w:t xml:space="preserve">(R): R workflow cleaning LAPD crime data (date parsing with </w:t>
-      </w:r>
-      <w:proofErr w:type="spellStart"/>
-      <w:r>
-        <w:t>lubridate</w:t>
-      </w:r>
-      <w:proofErr w:type="spellEnd"/>
-      <w:r>
-        <w:t>, categorical standardization) and producing a range of ggplot2 visualizations from time-series trends to demographic breakdowns.</w:t>
+        <w:t>Designed an interactive Tableau dashboard analyzing 10-year career outlook metrics</w:t>
+      </w:r>
+      <w:r>
+        <w:t>.</w:t>
+      </w:r>
+    </w:p>
+    <w:p>
+      <w:pPr>
+        <w:pStyle w:val="ListParagraph"/>
+        <w:numPr>
+          <w:ilvl w:val="0"/>
+          <w:numId w:val="6"/>
+        </w:numPr>
+        <w:spacing w:after="60"/>
+      </w:pPr>
+      <w:r>
+        <w:t>Included metrics such as</w:t>
+      </w:r>
+      <w:r>
+        <w:t xml:space="preserve"> annual openings, growth, turnover, wages, and education requirements</w:t>
+      </w:r>
+      <w:r>
+        <w:t xml:space="preserve"> that users can explore by interacting with the dashboard.</w:t>
       </w:r>
     </w:p>
     <w:p>
@@ -518,6 +541,10 @@
           <w:tab w:val="right" w:pos="10080"/>
         </w:tabs>
         <w:spacing w:before="130"/>
+        <w:rPr>
+          <w:sz w:val="18"/>
+          <w:szCs w:val="18"/>
+        </w:rPr>
       </w:pPr>
       <w:r>
         <w:rPr>
@@ -525,82 +552,6 @@
           <w:bCs/>
         </w:rPr>
         <w:t>Medical Laboratory Technician II</w:t>
-      </w:r>
-      <w:r>
-        <w:rPr>
-          <w:sz w:val="18"/>
-          <w:szCs w:val="18"/>
-        </w:rPr>
-        <w:tab/>
-        <w:t>November 2018 – May 2025</w:t>
-      </w:r>
-    </w:p>
-    <w:p>
-      <w:pPr>
-        <w:keepNext/>
-        <w:spacing w:after="50"/>
-      </w:pPr>
-      <w:r>
-        <w:rPr>
-          <w:i/>
-          <w:iCs/>
-        </w:rPr>
-        <w:t>Quest Diagnostics, Cincinnati, OH</w:t>
-      </w:r>
-    </w:p>
-    <w:p>
-      <w:pPr>
-        <w:pStyle w:val="ListParagraph"/>
-        <w:keepNext/>
-        <w:numPr>
-          <w:ilvl w:val="0"/>
-          <w:numId w:val="2"/>
-        </w:numPr>
-        <w:spacing w:after="60"/>
-      </w:pPr>
-      <w:r>
-        <w:t>Processed 150+ samples per day, roughly 50% above the group average of 100, while running advanced techniques like grossing and immunohistochemistry to support pathology and diagnostic workflows.</w:t>
-      </w:r>
-    </w:p>
-    <w:p>
-      <w:pPr>
-        <w:pStyle w:val="ListParagraph"/>
-        <w:keepNext/>
-        <w:numPr>
-          <w:ilvl w:val="0"/>
-          <w:numId w:val="2"/>
-        </w:numPr>
-        <w:spacing w:after="60"/>
-      </w:pPr>
-      <w:r>
-        <w:t>Validated patient and specimen data across multiple laboratory information systems and instruments, keeping records accurate and compliant with HIPAA and CLIA requirements.</w:t>
-      </w:r>
-    </w:p>
-    <w:p>
-      <w:pPr>
-        <w:pStyle w:val="ListParagraph"/>
-        <w:keepNext/>
-        <w:numPr>
-          <w:ilvl w:val="0"/>
-          <w:numId w:val="2"/>
-        </w:numPr>
-        <w:spacing w:after="60"/>
-      </w:pPr>
-      <w:r>
-        <w:t>Trained 4+ new technicians and built the onboarding materials they used to get up to speed.</w:t>
-      </w:r>
-    </w:p>
-    <w:p>
-      <w:pPr>
-        <w:pStyle w:val="ListParagraph"/>
-        <w:numPr>
-          <w:ilvl w:val="0"/>
-          <w:numId w:val="2"/>
-        </w:numPr>
-        <w:spacing w:after="60"/>
-      </w:pPr>
-      <w:r>
-        <w:t>Partnered with teams across a 30+ person lab to clean up documentation processes, resolve recurring workflow issues, and track performance data that surfaced inefficiencies.</w:t>
       </w:r>
     </w:p>
     <w:p>
@@ -612,32 +563,7 @@
         <w:spacing w:before="130"/>
       </w:pPr>
       <w:r>
-        <w:rPr>
-          <w:b/>
-          <w:bCs/>
-        </w:rPr>
-        <w:t>Operations Coordinator</w:t>
-      </w:r>
-      <w:r>
-        <w:rPr>
-          <w:sz w:val="18"/>
-          <w:szCs w:val="18"/>
-        </w:rPr>
-        <w:tab/>
-        <w:t>September 2006 – December 2017</w:t>
-      </w:r>
-    </w:p>
-    <w:p>
-      <w:pPr>
-        <w:keepNext/>
-        <w:spacing w:after="50"/>
-      </w:pPr>
-      <w:r>
-        <w:rPr>
-          <w:i/>
-          <w:iCs/>
-        </w:rPr>
-        <w:t>Lemon Fresh, Cincinnati, OH</w:t>
+        <w:t>Quest Diagnostics, Cincinnati, OH | November 2018 – May 2025</w:t>
       </w:r>
     </w:p>
     <w:p>
@@ -646,12 +572,21 @@
         <w:keepNext/>
         <w:numPr>
           <w:ilvl w:val="0"/>
-          <w:numId w:val="2"/>
+          <w:numId w:val="7"/>
         </w:numPr>
-        <w:spacing w:after="60"/>
-      </w:pPr>
-      <w:r>
-        <w:t>Coordinated scheduling, billing, and reporting for 100+ clients across up to 15 routes per week, using Excel to organize service data and a route planning system that reduced conflicts and let the team fit in more jobs.</w:t>
+        <w:tabs>
+          <w:tab w:val="right" w:pos="10080"/>
+        </w:tabs>
+        <w:spacing w:before="130"/>
+      </w:pPr>
+      <w:r>
+        <w:t>Processed 150+ samples per day in a high-volume laboratory environment while maintaining accuracy</w:t>
+      </w:r>
+      <w:r>
+        <w:t xml:space="preserve"> </w:t>
+      </w:r>
+      <w:r>
+        <w:t>and quality standards.</w:t>
       </w:r>
     </w:p>
     <w:p>
@@ -660,26 +595,217 @@
         <w:keepNext/>
         <w:numPr>
           <w:ilvl w:val="0"/>
-          <w:numId w:val="2"/>
+          <w:numId w:val="7"/>
         </w:numPr>
-        <w:spacing w:after="60"/>
-      </w:pPr>
-      <w:r>
-        <w:t>Maintained 95%+ client retention by reviewing customer feedback and service patterns in Excel, identifying what was not working, and adjusting to keep clients.</w:t>
+        <w:tabs>
+          <w:tab w:val="right" w:pos="10080"/>
+        </w:tabs>
+        <w:spacing w:before="130"/>
+      </w:pPr>
+      <w:r>
+        <w:t>Performed data validation, record verification, and documentation review across laboratory systems to maintain compliance with HIPAA and CLIA requirements.</w:t>
       </w:r>
     </w:p>
     <w:p>
       <w:pPr>
         <w:pStyle w:val="ListParagraph"/>
+        <w:keepNext/>
         <w:numPr>
           <w:ilvl w:val="0"/>
-          <w:numId w:val="2"/>
+          <w:numId w:val="7"/>
         </w:numPr>
-        <w:spacing w:after="60"/>
-      </w:pPr>
-      <w:r>
-        <w:t>Managed weekly operations across a 3-van fleet, tracking scheduling efficiency and route completion rates to catch problems before they compounded.</w:t>
-      </w:r>
+        <w:tabs>
+          <w:tab w:val="right" w:pos="10080"/>
+        </w:tabs>
+        <w:spacing w:before="130"/>
+      </w:pPr>
+      <w:r>
+        <w:t xml:space="preserve">Monitored workflow issues and </w:t>
+      </w:r>
+      <w:r>
+        <w:t>organized meetings with teams</w:t>
+      </w:r>
+      <w:r>
+        <w:t xml:space="preserve"> to</w:t>
+      </w:r>
+      <w:r>
+        <w:t xml:space="preserve"> address and</w:t>
+      </w:r>
+      <w:r>
+        <w:t xml:space="preserve"> reduce </w:t>
+      </w:r>
+      <w:r>
+        <w:t>recurring errors.</w:t>
+      </w:r>
+    </w:p>
+    <w:p>
+      <w:pPr>
+        <w:pStyle w:val="ListParagraph"/>
+        <w:keepNext/>
+        <w:numPr>
+          <w:ilvl w:val="0"/>
+          <w:numId w:val="7"/>
+        </w:numPr>
+        <w:tabs>
+          <w:tab w:val="right" w:pos="10080"/>
+        </w:tabs>
+        <w:spacing w:before="130"/>
+      </w:pPr>
+      <w:r>
+        <w:t>Trained 4+ new technicians and</w:t>
+      </w:r>
+      <w:r>
+        <w:t xml:space="preserve"> helped</w:t>
+      </w:r>
+      <w:r>
+        <w:t xml:space="preserve"> create onboarding documentation to standardize procedures.</w:t>
+      </w:r>
+    </w:p>
+    <w:p>
+      <w:pPr>
+        <w:keepNext/>
+        <w:tabs>
+          <w:tab w:val="right" w:pos="10080"/>
+        </w:tabs>
+        <w:spacing w:before="130"/>
+        <w:rPr>
+          <w:b/>
+          <w:bCs/>
+        </w:rPr>
+      </w:pPr>
+      <w:r>
+        <w:rPr>
+          <w:b/>
+          <w:bCs/>
+        </w:rPr>
+        <w:t>Operations Coordinato</w:t>
+      </w:r>
+      <w:r>
+        <w:rPr>
+          <w:b/>
+          <w:bCs/>
+        </w:rPr>
+        <w:t>r</w:t>
+      </w:r>
+    </w:p>
+    <w:p>
+      <w:pPr>
+        <w:keepNext/>
+        <w:tabs>
+          <w:tab w:val="right" w:pos="10080"/>
+        </w:tabs>
+        <w:spacing w:before="130"/>
+      </w:pPr>
+      <w:r>
+        <w:t>Lemon Fresh, Cincinnati, OH | September 2006 – December 2017</w:t>
+      </w:r>
+    </w:p>
+    <w:p>
+      <w:pPr>
+        <w:pStyle w:val="ListParagraph"/>
+        <w:keepNext/>
+        <w:numPr>
+          <w:ilvl w:val="0"/>
+          <w:numId w:val="8"/>
+        </w:numPr>
+        <w:tabs>
+          <w:tab w:val="right" w:pos="10080"/>
+        </w:tabs>
+        <w:spacing w:before="130"/>
+      </w:pPr>
+      <w:r>
+        <w:t>Managed scheduling, billing, and operational reporting for 100</w:t>
+      </w:r>
+      <w:r>
+        <w:t>s of</w:t>
+      </w:r>
+      <w:r>
+        <w:t xml:space="preserve"> clients</w:t>
+      </w:r>
+      <w:r>
+        <w:t xml:space="preserve"> utilizing</w:t>
+      </w:r>
+      <w:r>
+        <w:t xml:space="preserve"> Excel to organize service and route data.</w:t>
+      </w:r>
+    </w:p>
+    <w:p>
+      <w:pPr>
+        <w:pStyle w:val="ListParagraph"/>
+        <w:keepNext/>
+        <w:numPr>
+          <w:ilvl w:val="0"/>
+          <w:numId w:val="8"/>
+        </w:numPr>
+        <w:tabs>
+          <w:tab w:val="right" w:pos="10080"/>
+        </w:tabs>
+        <w:spacing w:before="130"/>
+      </w:pPr>
+      <w:r>
+        <w:t xml:space="preserve">Maintained high </w:t>
+      </w:r>
+      <w:r>
+        <w:t>client retention</w:t>
+      </w:r>
+      <w:r>
+        <w:t xml:space="preserve"> </w:t>
+      </w:r>
+      <w:r>
+        <w:t>by analyz</w:t>
+      </w:r>
+      <w:r>
+        <w:t>ing</w:t>
+      </w:r>
+      <w:r>
+        <w:t xml:space="preserve"> customer feedback, service patterns, and route conflicts.</w:t>
+      </w:r>
+    </w:p>
+    <w:p>
+      <w:pPr>
+        <w:pStyle w:val="ListParagraph"/>
+        <w:keepNext/>
+        <w:numPr>
+          <w:ilvl w:val="0"/>
+          <w:numId w:val="8"/>
+        </w:numPr>
+        <w:tabs>
+          <w:tab w:val="right" w:pos="10080"/>
+        </w:tabs>
+        <w:spacing w:before="130"/>
+      </w:pPr>
+      <w:r>
+        <w:t>T</w:t>
+      </w:r>
+      <w:r>
+        <w:t>racked operational performance across a 3-vehicle fleet, monitoring route completion and identifying issues early to improve service reliability.</w:t>
+      </w:r>
+    </w:p>
+    <w:p>
+      <w:pPr>
+        <w:pStyle w:val="ListParagraph"/>
+        <w:keepNext/>
+        <w:numPr>
+          <w:ilvl w:val="0"/>
+          <w:numId w:val="8"/>
+        </w:numPr>
+        <w:tabs>
+          <w:tab w:val="right" w:pos="10080"/>
+        </w:tabs>
+        <w:spacing w:before="130"/>
+      </w:pPr>
+      <w:r>
+        <w:t>Improved workflow coordination by maintaining organized records, supporting day-to-day business operations, and resolving recurring scheduling problems.</w:t>
+      </w:r>
+    </w:p>
+    <w:p>
+      <w:pPr>
+        <w:keepNext/>
+        <w:tabs>
+          <w:tab w:val="right" w:pos="10080"/>
+        </w:tabs>
+        <w:spacing w:before="130"/>
+      </w:pPr>
     </w:p>
     <w:p>
       <w:pPr>
@@ -706,6 +832,10 @@
           <w:tab w:val="right" w:pos="10080"/>
         </w:tabs>
         <w:spacing w:before="130"/>
+        <w:rPr>
+          <w:sz w:val="18"/>
+          <w:szCs w:val="18"/>
+        </w:rPr>
       </w:pPr>
       <w:r>
         <w:rPr>
@@ -714,76 +844,19 @@
         </w:rPr>
         <w:t xml:space="preserve">M.S., Business Informatics (Business </w:t>
       </w:r>
-      <w:proofErr w:type="gramStart"/>
       <w:r>
         <w:rPr>
           <w:b/>
           <w:bCs/>
         </w:rPr>
-        <w:t>Analytics)  |</w:t>
-      </w:r>
-      <w:proofErr w:type="gramEnd"/>
+        <w:t>Analytics) | GPA</w:t>
+      </w:r>
       <w:r>
         <w:rPr>
           <w:b/>
           <w:bCs/>
         </w:rPr>
-        <w:t xml:space="preserve">  GPA: 4.0</w:t>
-      </w:r>
-      <w:r>
-        <w:rPr>
-          <w:sz w:val="18"/>
-          <w:szCs w:val="18"/>
-        </w:rPr>
-        <w:tab/>
-        <w:t>September 2024 – December 2026 (Expected)</w:t>
-      </w:r>
-    </w:p>
-    <w:p>
-      <w:pPr>
-        <w:keepNext/>
-        <w:spacing w:after="50"/>
-      </w:pPr>
-      <w:r>
-        <w:rPr>
-          <w:i/>
-          <w:iCs/>
-        </w:rPr>
-        <w:t>Northern Kentucky University, Highland Heights, KY</w:t>
-      </w:r>
-    </w:p>
-    <w:p>
-      <w:pPr>
-        <w:spacing w:after="30"/>
-      </w:pPr>
-      <w:r>
-        <w:rPr>
-          <w:b/>
-          <w:bCs/>
-        </w:rPr>
-        <w:t xml:space="preserve">Relevant Coursework: </w:t>
-      </w:r>
-      <w:r>
-        <w:t>Database Management Systems, Data Visualization &amp; Analytics, Business Analytics, Decision Analysis, Cloud Computing, IT Project Management, Information Systems in Organizations, Information Security &amp; Governance</w:t>
-      </w:r>
-    </w:p>
-    <w:p>
-      <w:pPr>
-        <w:spacing w:after="60"/>
-      </w:pPr>
-      <w:r>
-        <w:rPr>
-          <w:b/>
-          <w:bCs/>
-        </w:rPr>
-        <w:t xml:space="preserve">In Progress: </w:t>
-      </w:r>
-      <w:r>
-        <w:rPr>
-          <w:i/>
-          <w:iCs/>
-        </w:rPr>
-        <w:t>Business Intelligence Development, Systems Analysis &amp; Design, IS Capstone</w:t>
+        <w:t>: 4.0</w:t>
       </w:r>
     </w:p>
     <w:p>
@@ -795,63 +868,110 @@
         <w:spacing w:before="130"/>
       </w:pPr>
       <w:r>
+        <w:t>Northern Kentucky University, Highland Heights, KY | September 2024 – December 2026</w:t>
+      </w:r>
+    </w:p>
+    <w:p>
+      <w:pPr>
+        <w:keepNext/>
+        <w:tabs>
+          <w:tab w:val="right" w:pos="10080"/>
+        </w:tabs>
+        <w:spacing w:before="130"/>
+      </w:pPr>
+      <w:r>
+        <w:t>Relevant Coursework: Database Management Systems, Data Visualization &amp; Analytics, Business Analytics, Decision Analysis, Cloud Computing, IT Project Management, Information Systems in Organizations, Information Security &amp; Governance</w:t>
+      </w:r>
+      <w:r>
+        <w:t xml:space="preserve">, </w:t>
+      </w:r>
+      <w:r>
+        <w:t>Business Intelligence Development</w:t>
+      </w:r>
+      <w:r>
+        <w:t>,</w:t>
+      </w:r>
+      <w:r>
+        <w:t xml:space="preserve"> </w:t>
+      </w:r>
+      <w:r>
+        <w:t>Systems Analysis &amp; Design</w:t>
+      </w:r>
+      <w:r>
+        <w:t>,</w:t>
+      </w:r>
+      <w:r>
+        <w:t xml:space="preserve"> </w:t>
+      </w:r>
+      <w:r>
+        <w:t>IS Capstone</w:t>
+      </w:r>
+    </w:p>
+    <w:p>
+      <w:pPr>
+        <w:keepNext/>
+        <w:tabs>
+          <w:tab w:val="right" w:pos="10080"/>
+        </w:tabs>
+        <w:spacing w:before="130"/>
+      </w:pPr>
+    </w:p>
+    <w:p>
+      <w:pPr>
+        <w:keepNext/>
+        <w:tabs>
+          <w:tab w:val="right" w:pos="10080"/>
+        </w:tabs>
+        <w:spacing w:before="130"/>
+        <w:rPr>
+          <w:sz w:val="18"/>
+          <w:szCs w:val="18"/>
+        </w:rPr>
+      </w:pPr>
+      <w:r>
         <w:rPr>
           <w:b/>
           <w:bCs/>
         </w:rPr>
         <w:t xml:space="preserve">B.S., Cell and Molecular </w:t>
       </w:r>
-      <w:proofErr w:type="gramStart"/>
       <w:r>
         <w:rPr>
           <w:b/>
           <w:bCs/>
         </w:rPr>
-        <w:t>Biology  |</w:t>
-      </w:r>
-      <w:proofErr w:type="gramEnd"/>
+        <w:t>Biology | GPA</w:t>
+      </w:r>
       <w:r>
         <w:rPr>
           <w:b/>
           <w:bCs/>
         </w:rPr>
-        <w:t xml:space="preserve">  GPA: 3.4</w:t>
-      </w:r>
-      <w:r>
-        <w:rPr>
-          <w:sz w:val="18"/>
-          <w:szCs w:val="18"/>
-        </w:rPr>
-        <w:tab/>
-        <w:t>September 2013 – April 2018</w:t>
+        <w:t>: 3.4</w:t>
       </w:r>
     </w:p>
     <w:p>
       <w:pPr>
         <w:keepNext/>
-        <w:spacing w:after="50"/>
-      </w:pPr>
-      <w:r>
-        <w:rPr>
-          <w:i/>
-          <w:iCs/>
-        </w:rPr>
-        <w:t>University of Cincinnati, Cincinnati, OH</w:t>
-      </w:r>
-    </w:p>
-    <w:p>
-      <w:pPr>
-        <w:spacing w:after="30"/>
-      </w:pPr>
-      <w:r>
-        <w:rPr>
-          <w:b/>
-          <w:bCs/>
-        </w:rPr>
-        <w:t xml:space="preserve">Relevant Coursework: </w:t>
-      </w:r>
-      <w:r>
-        <w:t>Statistics, Applied Calculus</w:t>
+        <w:tabs>
+          <w:tab w:val="right" w:pos="10080"/>
+        </w:tabs>
+        <w:spacing w:before="130"/>
+      </w:pPr>
+      <w:r>
+        <w:t>University of Cincinnati, Cincinnati, OH | September 2013 – April 2018</w:t>
+      </w:r>
+    </w:p>
+    <w:p>
+      <w:pPr>
+        <w:keepNext/>
+        <w:tabs>
+          <w:tab w:val="right" w:pos="10080"/>
+        </w:tabs>
+        <w:spacing w:before="130"/>
+      </w:pPr>
+      <w:r>
+        <w:t>Relevant Coursework: Statistics, Applied Calculus</w:t>
       </w:r>
     </w:p>
     <w:sectPr>
@@ -867,6 +987,119 @@
 <file path=word/numbering.xml><?xml version="1.0" encoding="utf-8"?>
 <w:numbering xmlns:wpc="http://schemas.microsoft.com/office/word/2010/wordprocessingCanvas" xmlns:cx="http://schemas.microsoft.com/office/drawing/2014/chartex" xmlns:cx1="http://schemas.microsoft.com/office/drawing/2015/9/8/chartex" xmlns:cx2="http://schemas.microsoft.com/office/drawing/2015/10/21/chartex" xmlns:cx3="http://schemas.microsoft.com/office/drawing/2016/5/9/chartex" xmlns:cx4="http://schemas.microsoft.com/office/drawing/2016/5/10/chartex" xmlns:cx5="http://schemas.microsoft.com/office/drawing/2016/5/11/chartex" xmlns:cx6="http://schemas.microsoft.com/office/drawing/2016/5/12/chartex" xmlns:cx7="http://schemas.microsoft.com/office/drawing/2016/5/13/chartex" xmlns:cx8="http://schemas.microsoft.com/office/drawing/2016/5/14/chartex" xmlns:mc="http://schemas.openxmlformats.org/markup-compatibility/2006" xmlns:aink="http://schemas.microsoft.com/office/drawing/2016/ink" xmlns:am3d="http://schemas.microsoft.com/office/drawing/2017/model3d" xmlns:o="urn:schemas-microsoft-com:office:office" xmlns:oel="http://schemas.microsoft.com/office/2019/extlst" xmlns:r="http://schemas.openxmlformats.org/officeDocument/2006/relationships" xmlns:m="http://schemas.openxmlformats.org/officeDocument/2006/math" xmlns:v="urn:schemas-microsoft-com:vml" xmlns:wp14="http://schemas.microsoft.com/office/word/2010/wordprocessingDrawing" xmlns:wp="http://schemas.openxmlformats.org/drawingml/2006/wordprocessingDrawing" xmlns:w10="urn:schemas-microsoft-com:office:word" xmlns:w="http://schemas.openxmlformats.org/wordprocessingml/2006/main" xmlns:w14="http://schemas.microsoft.com/office/word/2010/wordml" xmlns:w15="http://schemas.microsoft.com/office/word/2012/wordml" xmlns:w16cex="http://schemas.microsoft.com/office/word/2018/wordml/cex" xmlns:w16cid="http://schemas.microsoft.com/office/word/2016/wordml/cid" xmlns:w16="http://schemas.microsoft.com/office/word/2018/wordml" xmlns:w16du="http://schemas.microsoft.com/office/word/2023/wordml/word16du" xmlns:w16sdtdh="http://schemas.microsoft.com/office/word/2020/wordml/sdtdatahash" xmlns:w16sdtfl="http://schemas.microsoft.com/office/word/2024/wordml/sdtformatlock" xmlns:w16se="http://schemas.microsoft.com/office/word/2015/wordml/symex" xmlns:wpg="http://schemas.microsoft.com/office/word/2010/wordprocessingGroup" xmlns:wpi="http://schemas.microsoft.com/office/word/2010/wordprocessingInk" xmlns:wne="http://schemas.microsoft.com/office/word/2006/wordml" xmlns:wps="http://schemas.microsoft.com/office/word/2010/wordprocessingShape" mc:Ignorable="w14 w15 w16se w16cid w16 w16cex w16sdtdh w16sdtfl w16du wp14">
   <w:abstractNum w:abstractNumId="0" w15:restartNumberingAfterBreak="0">
+    <w:nsid w:val="16C0708E"/>
+    <w:multiLevelType w:val="hybridMultilevel"/>
+    <w:tmpl w:val="9EE43856"/>
+    <w:lvl w:ilvl="0" w:tplc="04090001">
+      <w:start w:val="1"/>
+      <w:numFmt w:val="bullet"/>
+      <w:lvlText w:val=""/>
+      <w:lvlJc w:val="left"/>
+      <w:pPr>
+        <w:ind w:left="720" w:hanging="360"/>
+      </w:pPr>
+      <w:rPr>
+        <w:rFonts w:ascii="Symbol" w:hAnsi="Symbol" w:hint="default"/>
+      </w:rPr>
+    </w:lvl>
+    <w:lvl w:ilvl="1" w:tplc="04090003" w:tentative="1">
+      <w:start w:val="1"/>
+      <w:numFmt w:val="bullet"/>
+      <w:lvlText w:val="o"/>
+      <w:lvlJc w:val="left"/>
+      <w:pPr>
+        <w:ind w:left="1440" w:hanging="360"/>
+      </w:pPr>
+      <w:rPr>
+        <w:rFonts w:ascii="Courier New" w:hAnsi="Courier New" w:cs="Courier New" w:hint="default"/>
+      </w:rPr>
+    </w:lvl>
+    <w:lvl w:ilvl="2" w:tplc="04090005" w:tentative="1">
+      <w:start w:val="1"/>
+      <w:numFmt w:val="bullet"/>
+      <w:lvlText w:val=""/>
+      <w:lvlJc w:val="left"/>
+      <w:pPr>
+        <w:ind w:left="2160" w:hanging="360"/>
+      </w:pPr>
+      <w:rPr>
+        <w:rFonts w:ascii="Wingdings" w:hAnsi="Wingdings" w:hint="default"/>
+      </w:rPr>
+    </w:lvl>
+    <w:lvl w:ilvl="3" w:tplc="04090001" w:tentative="1">
+      <w:start w:val="1"/>
+      <w:numFmt w:val="bullet"/>
+      <w:lvlText w:val=""/>
+      <w:lvlJc w:val="left"/>
+      <w:pPr>
+        <w:ind w:left="2880" w:hanging="360"/>
+      </w:pPr>
+      <w:rPr>
+        <w:rFonts w:ascii="Symbol" w:hAnsi="Symbol" w:hint="default"/>
+      </w:rPr>
+    </w:lvl>
+    <w:lvl w:ilvl="4" w:tplc="04090003" w:tentative="1">
+      <w:start w:val="1"/>
+      <w:numFmt w:val="bullet"/>
+      <w:lvlText w:val="o"/>
+      <w:lvlJc w:val="left"/>
+      <w:pPr>
+        <w:ind w:left="3600" w:hanging="360"/>
+      </w:pPr>
+      <w:rPr>
+        <w:rFonts w:ascii="Courier New" w:hAnsi="Courier New" w:cs="Courier New" w:hint="default"/>
+      </w:rPr>
+    </w:lvl>
+    <w:lvl w:ilvl="5" w:tplc="04090005" w:tentative="1">
+      <w:start w:val="1"/>
+      <w:numFmt w:val="bullet"/>
+      <w:lvlText w:val=""/>
+      <w:lvlJc w:val="left"/>
+      <w:pPr>
+        <w:ind w:left="4320" w:hanging="360"/>
+      </w:pPr>
+      <w:rPr>
+        <w:rFonts w:ascii="Wingdings" w:hAnsi="Wingdings" w:hint="default"/>
+      </w:rPr>
+    </w:lvl>
+    <w:lvl w:ilvl="6" w:tplc="04090001" w:tentative="1">
+      <w:start w:val="1"/>
+      <w:numFmt w:val="bullet"/>
+      <w:lvlText w:val=""/>
+      <w:lvlJc w:val="left"/>
+      <w:pPr>
+        <w:ind w:left="5040" w:hanging="360"/>
+      </w:pPr>
+      <w:rPr>
+        <w:rFonts w:ascii="Symbol" w:hAnsi="Symbol" w:hint="default"/>
+      </w:rPr>
+    </w:lvl>
+    <w:lvl w:ilvl="7" w:tplc="04090003" w:tentative="1">
+      <w:start w:val="1"/>
+      <w:numFmt w:val="bullet"/>
+      <w:lvlText w:val="o"/>
+      <w:lvlJc w:val="left"/>
+      <w:pPr>
+        <w:ind w:left="5760" w:hanging="360"/>
+      </w:pPr>
+      <w:rPr>
+        <w:rFonts w:ascii="Courier New" w:hAnsi="Courier New" w:cs="Courier New" w:hint="default"/>
+      </w:rPr>
+    </w:lvl>
+    <w:lvl w:ilvl="8" w:tplc="04090005" w:tentative="1">
+      <w:start w:val="1"/>
+      <w:numFmt w:val="bullet"/>
+      <w:lvlText w:val=""/>
+      <w:lvlJc w:val="left"/>
+      <w:pPr>
+        <w:ind w:left="6480" w:hanging="360"/>
+      </w:pPr>
+      <w:rPr>
+        <w:rFonts w:ascii="Wingdings" w:hAnsi="Wingdings" w:hint="default"/>
+      </w:rPr>
+    </w:lvl>
+  </w:abstractNum>
+  <w:abstractNum w:abstractNumId="1" w15:restartNumberingAfterBreak="0">
     <w:nsid w:val="1FAE1E24"/>
     <w:multiLevelType w:val="hybridMultilevel"/>
     <w:tmpl w:val="B3DC6B40"/>
@@ -952,7 +1185,572 @@
       </w:pPr>
     </w:lvl>
   </w:abstractNum>
-  <w:abstractNum w:abstractNumId="1" w15:restartNumberingAfterBreak="0">
+  <w:abstractNum w:abstractNumId="2" w15:restartNumberingAfterBreak="0">
+    <w:nsid w:val="3AEB7BBC"/>
+    <w:multiLevelType w:val="hybridMultilevel"/>
+    <w:tmpl w:val="43580D82"/>
+    <w:lvl w:ilvl="0" w:tplc="04090001">
+      <w:start w:val="1"/>
+      <w:numFmt w:val="bullet"/>
+      <w:lvlText w:val=""/>
+      <w:lvlJc w:val="left"/>
+      <w:pPr>
+        <w:ind w:left="720" w:hanging="360"/>
+      </w:pPr>
+      <w:rPr>
+        <w:rFonts w:ascii="Symbol" w:hAnsi="Symbol" w:hint="default"/>
+      </w:rPr>
+    </w:lvl>
+    <w:lvl w:ilvl="1" w:tplc="04090003" w:tentative="1">
+      <w:start w:val="1"/>
+      <w:numFmt w:val="bullet"/>
+      <w:lvlText w:val="o"/>
+      <w:lvlJc w:val="left"/>
+      <w:pPr>
+        <w:ind w:left="1440" w:hanging="360"/>
+      </w:pPr>
+      <w:rPr>
+        <w:rFonts w:ascii="Courier New" w:hAnsi="Courier New" w:cs="Courier New" w:hint="default"/>
+      </w:rPr>
+    </w:lvl>
+    <w:lvl w:ilvl="2" w:tplc="04090005" w:tentative="1">
+      <w:start w:val="1"/>
+      <w:numFmt w:val="bullet"/>
+      <w:lvlText w:val=""/>
+      <w:lvlJc w:val="left"/>
+      <w:pPr>
+        <w:ind w:left="2160" w:hanging="360"/>
+      </w:pPr>
+      <w:rPr>
+        <w:rFonts w:ascii="Wingdings" w:hAnsi="Wingdings" w:hint="default"/>
+      </w:rPr>
+    </w:lvl>
+    <w:lvl w:ilvl="3" w:tplc="04090001" w:tentative="1">
+      <w:start w:val="1"/>
+      <w:numFmt w:val="bullet"/>
+      <w:lvlText w:val=""/>
+      <w:lvlJc w:val="left"/>
+      <w:pPr>
+        <w:ind w:left="2880" w:hanging="360"/>
+      </w:pPr>
+      <w:rPr>
+        <w:rFonts w:ascii="Symbol" w:hAnsi="Symbol" w:hint="default"/>
+      </w:rPr>
+    </w:lvl>
+    <w:lvl w:ilvl="4" w:tplc="04090003" w:tentative="1">
+      <w:start w:val="1"/>
+      <w:numFmt w:val="bullet"/>
+      <w:lvlText w:val="o"/>
+      <w:lvlJc w:val="left"/>
+      <w:pPr>
+        <w:ind w:left="3600" w:hanging="360"/>
+      </w:pPr>
+      <w:rPr>
+        <w:rFonts w:ascii="Courier New" w:hAnsi="Courier New" w:cs="Courier New" w:hint="default"/>
+      </w:rPr>
+    </w:lvl>
+    <w:lvl w:ilvl="5" w:tplc="04090005" w:tentative="1">
+      <w:start w:val="1"/>
+      <w:numFmt w:val="bullet"/>
+      <w:lvlText w:val=""/>
+      <w:lvlJc w:val="left"/>
+      <w:pPr>
+        <w:ind w:left="4320" w:hanging="360"/>
+      </w:pPr>
+      <w:rPr>
+        <w:rFonts w:ascii="Wingdings" w:hAnsi="Wingdings" w:hint="default"/>
+      </w:rPr>
+    </w:lvl>
+    <w:lvl w:ilvl="6" w:tplc="04090001" w:tentative="1">
+      <w:start w:val="1"/>
+      <w:numFmt w:val="bullet"/>
+      <w:lvlText w:val=""/>
+      <w:lvlJc w:val="left"/>
+      <w:pPr>
+        <w:ind w:left="5040" w:hanging="360"/>
+      </w:pPr>
+      <w:rPr>
+        <w:rFonts w:ascii="Symbol" w:hAnsi="Symbol" w:hint="default"/>
+      </w:rPr>
+    </w:lvl>
+    <w:lvl w:ilvl="7" w:tplc="04090003" w:tentative="1">
+      <w:start w:val="1"/>
+      <w:numFmt w:val="bullet"/>
+      <w:lvlText w:val="o"/>
+      <w:lvlJc w:val="left"/>
+      <w:pPr>
+        <w:ind w:left="5760" w:hanging="360"/>
+      </w:pPr>
+      <w:rPr>
+        <w:rFonts w:ascii="Courier New" w:hAnsi="Courier New" w:cs="Courier New" w:hint="default"/>
+      </w:rPr>
+    </w:lvl>
+    <w:lvl w:ilvl="8" w:tplc="04090005" w:tentative="1">
+      <w:start w:val="1"/>
+      <w:numFmt w:val="bullet"/>
+      <w:lvlText w:val=""/>
+      <w:lvlJc w:val="left"/>
+      <w:pPr>
+        <w:ind w:left="6480" w:hanging="360"/>
+      </w:pPr>
+      <w:rPr>
+        <w:rFonts w:ascii="Wingdings" w:hAnsi="Wingdings" w:hint="default"/>
+      </w:rPr>
+    </w:lvl>
+  </w:abstractNum>
+  <w:abstractNum w:abstractNumId="3" w15:restartNumberingAfterBreak="0">
+    <w:nsid w:val="3DD8591F"/>
+    <w:multiLevelType w:val="hybridMultilevel"/>
+    <w:tmpl w:val="95C8A546"/>
+    <w:lvl w:ilvl="0" w:tplc="04090001">
+      <w:start w:val="1"/>
+      <w:numFmt w:val="bullet"/>
+      <w:lvlText w:val=""/>
+      <w:lvlJc w:val="left"/>
+      <w:pPr>
+        <w:ind w:left="720" w:hanging="360"/>
+      </w:pPr>
+      <w:rPr>
+        <w:rFonts w:ascii="Symbol" w:hAnsi="Symbol" w:hint="default"/>
+      </w:rPr>
+    </w:lvl>
+    <w:lvl w:ilvl="1" w:tplc="04090003" w:tentative="1">
+      <w:start w:val="1"/>
+      <w:numFmt w:val="bullet"/>
+      <w:lvlText w:val="o"/>
+      <w:lvlJc w:val="left"/>
+      <w:pPr>
+        <w:ind w:left="1440" w:hanging="360"/>
+      </w:pPr>
+      <w:rPr>
+        <w:rFonts w:ascii="Courier New" w:hAnsi="Courier New" w:cs="Courier New" w:hint="default"/>
+      </w:rPr>
+    </w:lvl>
+    <w:lvl w:ilvl="2" w:tplc="04090005" w:tentative="1">
+      <w:start w:val="1"/>
+      <w:numFmt w:val="bullet"/>
+      <w:lvlText w:val=""/>
+      <w:lvlJc w:val="left"/>
+      <w:pPr>
+        <w:ind w:left="2160" w:hanging="360"/>
+      </w:pPr>
+      <w:rPr>
+        <w:rFonts w:ascii="Wingdings" w:hAnsi="Wingdings" w:hint="default"/>
+      </w:rPr>
+    </w:lvl>
+    <w:lvl w:ilvl="3" w:tplc="04090001" w:tentative="1">
+      <w:start w:val="1"/>
+      <w:numFmt w:val="bullet"/>
+      <w:lvlText w:val=""/>
+      <w:lvlJc w:val="left"/>
+      <w:pPr>
+        <w:ind w:left="2880" w:hanging="360"/>
+      </w:pPr>
+      <w:rPr>
+        <w:rFonts w:ascii="Symbol" w:hAnsi="Symbol" w:hint="default"/>
+      </w:rPr>
+    </w:lvl>
+    <w:lvl w:ilvl="4" w:tplc="04090003" w:tentative="1">
+      <w:start w:val="1"/>
+      <w:numFmt w:val="bullet"/>
+      <w:lvlText w:val="o"/>
+      <w:lvlJc w:val="left"/>
+      <w:pPr>
+        <w:ind w:left="3600" w:hanging="360"/>
+      </w:pPr>
+      <w:rPr>
+        <w:rFonts w:ascii="Courier New" w:hAnsi="Courier New" w:cs="Courier New" w:hint="default"/>
+      </w:rPr>
+    </w:lvl>
+    <w:lvl w:ilvl="5" w:tplc="04090005" w:tentative="1">
+      <w:start w:val="1"/>
+      <w:numFmt w:val="bullet"/>
+      <w:lvlText w:val=""/>
+      <w:lvlJc w:val="left"/>
+      <w:pPr>
+        <w:ind w:left="4320" w:hanging="360"/>
+      </w:pPr>
+      <w:rPr>
+        <w:rFonts w:ascii="Wingdings" w:hAnsi="Wingdings" w:hint="default"/>
+      </w:rPr>
+    </w:lvl>
+    <w:lvl w:ilvl="6" w:tplc="04090001" w:tentative="1">
+      <w:start w:val="1"/>
+      <w:numFmt w:val="bullet"/>
+      <w:lvlText w:val=""/>
+      <w:lvlJc w:val="left"/>
+      <w:pPr>
+        <w:ind w:left="5040" w:hanging="360"/>
+      </w:pPr>
+      <w:rPr>
+        <w:rFonts w:ascii="Symbol" w:hAnsi="Symbol" w:hint="default"/>
+      </w:rPr>
+    </w:lvl>
+    <w:lvl w:ilvl="7" w:tplc="04090003" w:tentative="1">
+      <w:start w:val="1"/>
+      <w:numFmt w:val="bullet"/>
+      <w:lvlText w:val="o"/>
+      <w:lvlJc w:val="left"/>
+      <w:pPr>
+        <w:ind w:left="5760" w:hanging="360"/>
+      </w:pPr>
+      <w:rPr>
+        <w:rFonts w:ascii="Courier New" w:hAnsi="Courier New" w:cs="Courier New" w:hint="default"/>
+      </w:rPr>
+    </w:lvl>
+    <w:lvl w:ilvl="8" w:tplc="04090005" w:tentative="1">
+      <w:start w:val="1"/>
+      <w:numFmt w:val="bullet"/>
+      <w:lvlText w:val=""/>
+      <w:lvlJc w:val="left"/>
+      <w:pPr>
+        <w:ind w:left="6480" w:hanging="360"/>
+      </w:pPr>
+      <w:rPr>
+        <w:rFonts w:ascii="Wingdings" w:hAnsi="Wingdings" w:hint="default"/>
+      </w:rPr>
+    </w:lvl>
+  </w:abstractNum>
+  <w:abstractNum w:abstractNumId="4" w15:restartNumberingAfterBreak="0">
+    <w:nsid w:val="50017873"/>
+    <w:multiLevelType w:val="hybridMultilevel"/>
+    <w:tmpl w:val="59D83BE2"/>
+    <w:lvl w:ilvl="0" w:tplc="04090001">
+      <w:start w:val="1"/>
+      <w:numFmt w:val="bullet"/>
+      <w:lvlText w:val=""/>
+      <w:lvlJc w:val="left"/>
+      <w:pPr>
+        <w:ind w:left="720" w:hanging="360"/>
+      </w:pPr>
+      <w:rPr>
+        <w:rFonts w:ascii="Symbol" w:hAnsi="Symbol" w:hint="default"/>
+      </w:rPr>
+    </w:lvl>
+    <w:lvl w:ilvl="1" w:tplc="04090003" w:tentative="1">
+      <w:start w:val="1"/>
+      <w:numFmt w:val="bullet"/>
+      <w:lvlText w:val="o"/>
+      <w:lvlJc w:val="left"/>
+      <w:pPr>
+        <w:ind w:left="1440" w:hanging="360"/>
+      </w:pPr>
+      <w:rPr>
+        <w:rFonts w:ascii="Courier New" w:hAnsi="Courier New" w:cs="Courier New" w:hint="default"/>
+      </w:rPr>
+    </w:lvl>
+    <w:lvl w:ilvl="2" w:tplc="04090005" w:tentative="1">
+      <w:start w:val="1"/>
+      <w:numFmt w:val="bullet"/>
+      <w:lvlText w:val=""/>
+      <w:lvlJc w:val="left"/>
+      <w:pPr>
+        <w:ind w:left="2160" w:hanging="360"/>
+      </w:pPr>
+      <w:rPr>
+        <w:rFonts w:ascii="Wingdings" w:hAnsi="Wingdings" w:hint="default"/>
+      </w:rPr>
+    </w:lvl>
+    <w:lvl w:ilvl="3" w:tplc="04090001" w:tentative="1">
+      <w:start w:val="1"/>
+      <w:numFmt w:val="bullet"/>
+      <w:lvlText w:val=""/>
+      <w:lvlJc w:val="left"/>
+      <w:pPr>
+        <w:ind w:left="2880" w:hanging="360"/>
+      </w:pPr>
+      <w:rPr>
+        <w:rFonts w:ascii="Symbol" w:hAnsi="Symbol" w:hint="default"/>
+      </w:rPr>
+    </w:lvl>
+    <w:lvl w:ilvl="4" w:tplc="04090003" w:tentative="1">
+      <w:start w:val="1"/>
+      <w:numFmt w:val="bullet"/>
+      <w:lvlText w:val="o"/>
+      <w:lvlJc w:val="left"/>
+      <w:pPr>
+        <w:ind w:left="3600" w:hanging="360"/>
+      </w:pPr>
+      <w:rPr>
+        <w:rFonts w:ascii="Courier New" w:hAnsi="Courier New" w:cs="Courier New" w:hint="default"/>
+      </w:rPr>
+    </w:lvl>
+    <w:lvl w:ilvl="5" w:tplc="04090005" w:tentative="1">
+      <w:start w:val="1"/>
+      <w:numFmt w:val="bullet"/>
+      <w:lvlText w:val=""/>
+      <w:lvlJc w:val="left"/>
+      <w:pPr>
+        <w:ind w:left="4320" w:hanging="360"/>
+      </w:pPr>
+      <w:rPr>
+        <w:rFonts w:ascii="Wingdings" w:hAnsi="Wingdings" w:hint="default"/>
+      </w:rPr>
+    </w:lvl>
+    <w:lvl w:ilvl="6" w:tplc="04090001" w:tentative="1">
+      <w:start w:val="1"/>
+      <w:numFmt w:val="bullet"/>
+      <w:lvlText w:val=""/>
+      <w:lvlJc w:val="left"/>
+      <w:pPr>
+        <w:ind w:left="5040" w:hanging="360"/>
+      </w:pPr>
+      <w:rPr>
+        <w:rFonts w:ascii="Symbol" w:hAnsi="Symbol" w:hint="default"/>
+      </w:rPr>
+    </w:lvl>
+    <w:lvl w:ilvl="7" w:tplc="04090003" w:tentative="1">
+      <w:start w:val="1"/>
+      <w:numFmt w:val="bullet"/>
+      <w:lvlText w:val="o"/>
+      <w:lvlJc w:val="left"/>
+      <w:pPr>
+        <w:ind w:left="5760" w:hanging="360"/>
+      </w:pPr>
+      <w:rPr>
+        <w:rFonts w:ascii="Courier New" w:hAnsi="Courier New" w:cs="Courier New" w:hint="default"/>
+      </w:rPr>
+    </w:lvl>
+    <w:lvl w:ilvl="8" w:tplc="04090005" w:tentative="1">
+      <w:start w:val="1"/>
+      <w:numFmt w:val="bullet"/>
+      <w:lvlText w:val=""/>
+      <w:lvlJc w:val="left"/>
+      <w:pPr>
+        <w:ind w:left="6480" w:hanging="360"/>
+      </w:pPr>
+      <w:rPr>
+        <w:rFonts w:ascii="Wingdings" w:hAnsi="Wingdings" w:hint="default"/>
+      </w:rPr>
+    </w:lvl>
+  </w:abstractNum>
+  <w:abstractNum w:abstractNumId="5" w15:restartNumberingAfterBreak="0">
+    <w:nsid w:val="51380815"/>
+    <w:multiLevelType w:val="hybridMultilevel"/>
+    <w:tmpl w:val="83A4B720"/>
+    <w:lvl w:ilvl="0" w:tplc="04090001">
+      <w:start w:val="1"/>
+      <w:numFmt w:val="bullet"/>
+      <w:lvlText w:val=""/>
+      <w:lvlJc w:val="left"/>
+      <w:pPr>
+        <w:ind w:left="720" w:hanging="360"/>
+      </w:pPr>
+      <w:rPr>
+        <w:rFonts w:ascii="Symbol" w:hAnsi="Symbol" w:hint="default"/>
+      </w:rPr>
+    </w:lvl>
+    <w:lvl w:ilvl="1" w:tplc="04090003" w:tentative="1">
+      <w:start w:val="1"/>
+      <w:numFmt w:val="bullet"/>
+      <w:lvlText w:val="o"/>
+      <w:lvlJc w:val="left"/>
+      <w:pPr>
+        <w:ind w:left="1440" w:hanging="360"/>
+      </w:pPr>
+      <w:rPr>
+        <w:rFonts w:ascii="Courier New" w:hAnsi="Courier New" w:cs="Courier New" w:hint="default"/>
+      </w:rPr>
+    </w:lvl>
+    <w:lvl w:ilvl="2" w:tplc="04090005" w:tentative="1">
+      <w:start w:val="1"/>
+      <w:numFmt w:val="bullet"/>
+      <w:lvlText w:val=""/>
+      <w:lvlJc w:val="left"/>
+      <w:pPr>
+        <w:ind w:left="2160" w:hanging="360"/>
+      </w:pPr>
+      <w:rPr>
+        <w:rFonts w:ascii="Wingdings" w:hAnsi="Wingdings" w:hint="default"/>
+      </w:rPr>
+    </w:lvl>
+    <w:lvl w:ilvl="3" w:tplc="04090001" w:tentative="1">
+      <w:start w:val="1"/>
+      <w:numFmt w:val="bullet"/>
+      <w:lvlText w:val=""/>
+      <w:lvlJc w:val="left"/>
+      <w:pPr>
+        <w:ind w:left="2880" w:hanging="360"/>
+      </w:pPr>
+      <w:rPr>
+        <w:rFonts w:ascii="Symbol" w:hAnsi="Symbol" w:hint="default"/>
+      </w:rPr>
+    </w:lvl>
+    <w:lvl w:ilvl="4" w:tplc="04090003" w:tentative="1">
+      <w:start w:val="1"/>
+      <w:numFmt w:val="bullet"/>
+      <w:lvlText w:val="o"/>
+      <w:lvlJc w:val="left"/>
+      <w:pPr>
+        <w:ind w:left="3600" w:hanging="360"/>
+      </w:pPr>
+      <w:rPr>
+        <w:rFonts w:ascii="Courier New" w:hAnsi="Courier New" w:cs="Courier New" w:hint="default"/>
+      </w:rPr>
+    </w:lvl>
+    <w:lvl w:ilvl="5" w:tplc="04090005" w:tentative="1">
+      <w:start w:val="1"/>
+      <w:numFmt w:val="bullet"/>
+      <w:lvlText w:val=""/>
+      <w:lvlJc w:val="left"/>
+      <w:pPr>
+        <w:ind w:left="4320" w:hanging="360"/>
+      </w:pPr>
+      <w:rPr>
+        <w:rFonts w:ascii="Wingdings" w:hAnsi="Wingdings" w:hint="default"/>
+      </w:rPr>
+    </w:lvl>
+    <w:lvl w:ilvl="6" w:tplc="04090001" w:tentative="1">
+      <w:start w:val="1"/>
+      <w:numFmt w:val="bullet"/>
+      <w:lvlText w:val=""/>
+      <w:lvlJc w:val="left"/>
+      <w:pPr>
+        <w:ind w:left="5040" w:hanging="360"/>
+      </w:pPr>
+      <w:rPr>
+        <w:rFonts w:ascii="Symbol" w:hAnsi="Symbol" w:hint="default"/>
+      </w:rPr>
+    </w:lvl>
+    <w:lvl w:ilvl="7" w:tplc="04090003" w:tentative="1">
+      <w:start w:val="1"/>
+      <w:numFmt w:val="bullet"/>
+      <w:lvlText w:val="o"/>
+      <w:lvlJc w:val="left"/>
+      <w:pPr>
+        <w:ind w:left="5760" w:hanging="360"/>
+      </w:pPr>
+      <w:rPr>
+        <w:rFonts w:ascii="Courier New" w:hAnsi="Courier New" w:cs="Courier New" w:hint="default"/>
+      </w:rPr>
+    </w:lvl>
+    <w:lvl w:ilvl="8" w:tplc="04090005" w:tentative="1">
+      <w:start w:val="1"/>
+      <w:numFmt w:val="bullet"/>
+      <w:lvlText w:val=""/>
+      <w:lvlJc w:val="left"/>
+      <w:pPr>
+        <w:ind w:left="6480" w:hanging="360"/>
+      </w:pPr>
+      <w:rPr>
+        <w:rFonts w:ascii="Wingdings" w:hAnsi="Wingdings" w:hint="default"/>
+      </w:rPr>
+    </w:lvl>
+  </w:abstractNum>
+  <w:abstractNum w:abstractNumId="6" w15:restartNumberingAfterBreak="0">
+    <w:nsid w:val="576F0E63"/>
+    <w:multiLevelType w:val="hybridMultilevel"/>
+    <w:tmpl w:val="20E8BEE4"/>
+    <w:lvl w:ilvl="0" w:tplc="04090001">
+      <w:start w:val="1"/>
+      <w:numFmt w:val="bullet"/>
+      <w:lvlText w:val=""/>
+      <w:lvlJc w:val="left"/>
+      <w:pPr>
+        <w:ind w:left="720" w:hanging="360"/>
+      </w:pPr>
+      <w:rPr>
+        <w:rFonts w:ascii="Symbol" w:hAnsi="Symbol" w:hint="default"/>
+      </w:rPr>
+    </w:lvl>
+    <w:lvl w:ilvl="1" w:tplc="04090003" w:tentative="1">
+      <w:start w:val="1"/>
+      <w:numFmt w:val="bullet"/>
+      <w:lvlText w:val="o"/>
+      <w:lvlJc w:val="left"/>
+      <w:pPr>
+        <w:ind w:left="1440" w:hanging="360"/>
+      </w:pPr>
+      <w:rPr>
+        <w:rFonts w:ascii="Courier New" w:hAnsi="Courier New" w:cs="Courier New" w:hint="default"/>
+      </w:rPr>
+    </w:lvl>
+    <w:lvl w:ilvl="2" w:tplc="04090005" w:tentative="1">
+      <w:start w:val="1"/>
+      <w:numFmt w:val="bullet"/>
+      <w:lvlText w:val=""/>
+      <w:lvlJc w:val="left"/>
+      <w:pPr>
+        <w:ind w:left="2160" w:hanging="360"/>
+      </w:pPr>
+      <w:rPr>
+        <w:rFonts w:ascii="Wingdings" w:hAnsi="Wingdings" w:hint="default"/>
+      </w:rPr>
+    </w:lvl>
+    <w:lvl w:ilvl="3" w:tplc="04090001" w:tentative="1">
+      <w:start w:val="1"/>
+      <w:numFmt w:val="bullet"/>
+      <w:lvlText w:val=""/>
+      <w:lvlJc w:val="left"/>
+      <w:pPr>
+        <w:ind w:left="2880" w:hanging="360"/>
+      </w:pPr>
+      <w:rPr>
+        <w:rFonts w:ascii="Symbol" w:hAnsi="Symbol" w:hint="default"/>
+      </w:rPr>
+    </w:lvl>
+    <w:lvl w:ilvl="4" w:tplc="04090003" w:tentative="1">
+      <w:start w:val="1"/>
+      <w:numFmt w:val="bullet"/>
+      <w:lvlText w:val="o"/>
+      <w:lvlJc w:val="left"/>
+      <w:pPr>
+        <w:ind w:left="3600" w:hanging="360"/>
+      </w:pPr>
+      <w:rPr>
+        <w:rFonts w:ascii="Courier New" w:hAnsi="Courier New" w:cs="Courier New" w:hint="default"/>
+      </w:rPr>
+    </w:lvl>
+    <w:lvl w:ilvl="5" w:tplc="04090005" w:tentative="1">
+      <w:start w:val="1"/>
+      <w:numFmt w:val="bullet"/>
+      <w:lvlText w:val=""/>
+      <w:lvlJc w:val="left"/>
+      <w:pPr>
+        <w:ind w:left="4320" w:hanging="360"/>
+      </w:pPr>
+      <w:rPr>
+        <w:rFonts w:ascii="Wingdings" w:hAnsi="Wingdings" w:hint="default"/>
+      </w:rPr>
+    </w:lvl>
+    <w:lvl w:ilvl="6" w:tplc="04090001" w:tentative="1">
+      <w:start w:val="1"/>
+      <w:numFmt w:val="bullet"/>
+      <w:lvlText w:val=""/>
+      <w:lvlJc w:val="left"/>
+      <w:pPr>
+        <w:ind w:left="5040" w:hanging="360"/>
+      </w:pPr>
+      <w:rPr>
+        <w:rFonts w:ascii="Symbol" w:hAnsi="Symbol" w:hint="default"/>
+      </w:rPr>
+    </w:lvl>
+    <w:lvl w:ilvl="7" w:tplc="04090003" w:tentative="1">
+      <w:start w:val="1"/>
+      <w:numFmt w:val="bullet"/>
+      <w:lvlText w:val="o"/>
+      <w:lvlJc w:val="left"/>
+      <w:pPr>
+        <w:ind w:left="5760" w:hanging="360"/>
+      </w:pPr>
+      <w:rPr>
+        <w:rFonts w:ascii="Courier New" w:hAnsi="Courier New" w:cs="Courier New" w:hint="default"/>
+      </w:rPr>
+    </w:lvl>
+    <w:lvl w:ilvl="8" w:tplc="04090005" w:tentative="1">
+      <w:start w:val="1"/>
+      <w:numFmt w:val="bullet"/>
+      <w:lvlText w:val=""/>
+      <w:lvlJc w:val="left"/>
+      <w:pPr>
+        <w:ind w:left="6480" w:hanging="360"/>
+      </w:pPr>
+      <w:rPr>
+        <w:rFonts w:ascii="Wingdings" w:hAnsi="Wingdings" w:hint="default"/>
+      </w:rPr>
+    </w:lvl>
+  </w:abstractNum>
+  <w:abstractNum w:abstractNumId="7" w15:restartNumberingAfterBreak="0">
     <w:nsid w:val="75A46897"/>
     <w:multiLevelType w:val="hybridMultilevel"/>
     <w:tmpl w:val="8530281C"/>
@@ -1007,16 +1805,34 @@
     </w:lvl>
   </w:abstractNum>
   <w:num w:numId="1" w16cid:durableId="1796289323">
-    <w:abstractNumId w:val="0"/>
+    <w:abstractNumId w:val="1"/>
     <w:lvlOverride w:ilvl="0">
       <w:startOverride w:val="1"/>
     </w:lvlOverride>
   </w:num>
   <w:num w:numId="2" w16cid:durableId="1044600757">
-    <w:abstractNumId w:val="1"/>
+    <w:abstractNumId w:val="7"/>
     <w:lvlOverride w:ilvl="0">
       <w:startOverride w:val="1"/>
     </w:lvlOverride>
+  </w:num>
+  <w:num w:numId="3" w16cid:durableId="1960793989">
+    <w:abstractNumId w:val="6"/>
+  </w:num>
+  <w:num w:numId="4" w16cid:durableId="1155221356">
+    <w:abstractNumId w:val="3"/>
+  </w:num>
+  <w:num w:numId="5" w16cid:durableId="1319654200">
+    <w:abstractNumId w:val="5"/>
+  </w:num>
+  <w:num w:numId="6" w16cid:durableId="1959795774">
+    <w:abstractNumId w:val="2"/>
+  </w:num>
+  <w:num w:numId="7" w16cid:durableId="673650489">
+    <w:abstractNumId w:val="0"/>
+  </w:num>
+  <w:num w:numId="8" w16cid:durableId="1034112523">
+    <w:abstractNumId w:val="4"/>
   </w:num>
 </w:numbering>
 </file>
@@ -1501,7 +2317,6 @@
   <w:style w:type="character" w:default="1" w:styleId="DefaultParagraphFont">
     <w:name w:val="Default Paragraph Font"/>
     <w:uiPriority w:val="1"/>
-    <w:semiHidden/>
     <w:unhideWhenUsed/>
   </w:style>
   <w:style w:type="table" w:default="1" w:styleId="TableNormal">
@@ -1619,6 +2434,29 @@
     <w:rPr>
       <w:color w:val="605E5C"/>
       <w:shd w:val="clear" w:color="auto" w:fill="E1DFDD"/>
+    </w:rPr>
+  </w:style>
+  <w:style w:type="paragraph" w:styleId="HTMLPreformatted">
+    <w:name w:val="HTML Preformatted"/>
+    <w:basedOn w:val="Normal"/>
+    <w:link w:val="HTMLPreformattedChar"/>
+    <w:uiPriority w:val="99"/>
+    <w:semiHidden/>
+    <w:unhideWhenUsed/>
+    <w:rsid w:val="00154392"/>
+    <w:rPr>
+      <w:rFonts w:ascii="Consolas" w:hAnsi="Consolas"/>
+    </w:rPr>
+  </w:style>
+  <w:style w:type="character" w:customStyle="1" w:styleId="HTMLPreformattedChar">
+    <w:name w:val="HTML Preformatted Char"/>
+    <w:basedOn w:val="DefaultParagraphFont"/>
+    <w:link w:val="HTMLPreformatted"/>
+    <w:uiPriority w:val="99"/>
+    <w:semiHidden/>
+    <w:rsid w:val="00154392"/>
+    <w:rPr>
+      <w:rFonts w:ascii="Consolas" w:hAnsi="Consolas"/>
     </w:rPr>
   </w:style>
 </w:styles>

--- a/EricLemonResume.docx
+++ b/EricLemonResume.docx
@@ -542,16 +542,16 @@
         </w:tabs>
         <w:spacing w:before="130"/>
         <w:rPr>
-          <w:sz w:val="18"/>
-          <w:szCs w:val="18"/>
-        </w:rPr>
-      </w:pPr>
-      <w:r>
-        <w:rPr>
           <w:b/>
           <w:bCs/>
         </w:rPr>
-        <w:t>Medical Laboratory Technician II</w:t>
+      </w:pPr>
+      <w:r>
+        <w:rPr>
+          <w:b/>
+          <w:bCs/>
+        </w:rPr>
+        <w:t>Content Reviewer/AI Evaluator</w:t>
       </w:r>
     </w:p>
     <w:p>
@@ -563,7 +563,7 @@
         <w:spacing w:before="130"/>
       </w:pPr>
       <w:r>
-        <w:t>Quest Diagnostics, Cincinnati, OH | November 2018 – May 2025</w:t>
+        <w:t>Mercor (Independent Contractor) | August 2026 – Present</w:t>
       </w:r>
     </w:p>
     <w:p>
@@ -580,13 +580,37 @@
         <w:spacing w:before="130"/>
       </w:pPr>
       <w:r>
-        <w:t>Processed 150+ samples per day in a high-volume laboratory environment while maintaining accuracy</w:t>
-      </w:r>
-      <w:r>
-        <w:t xml:space="preserve"> </w:t>
-      </w:r>
-      <w:r>
-        <w:t>and quality standards.</w:t>
+        <w:t>Wr</w:t>
+      </w:r>
+      <w:r>
+        <w:t>ites</w:t>
+      </w:r>
+      <w:r>
+        <w:t xml:space="preserve"> clear rationales</w:t>
+      </w:r>
+      <w:r>
+        <w:t xml:space="preserve"> for reviewing AI content</w:t>
+      </w:r>
+      <w:r>
+        <w:t xml:space="preserve"> and follow</w:t>
+      </w:r>
+      <w:r>
+        <w:t>s</w:t>
+      </w:r>
+      <w:r>
+        <w:t xml:space="preserve"> submission checklists</w:t>
+      </w:r>
+      <w:r>
+        <w:t xml:space="preserve">, </w:t>
+      </w:r>
+      <w:r>
+        <w:t>workflows</w:t>
+      </w:r>
+      <w:r>
+        <w:t>, and rubrics</w:t>
+      </w:r>
+      <w:r>
+        <w:t>.</w:t>
       </w:r>
     </w:p>
     <w:p>
@@ -603,7 +627,51 @@
         <w:spacing w:before="130"/>
       </w:pPr>
       <w:r>
-        <w:t>Performed data validation, record verification, and documentation review across laboratory systems to maintain compliance with HIPAA and CLIA requirements.</w:t>
+        <w:t>Assesse</w:t>
+      </w:r>
+      <w:r>
+        <w:t>s</w:t>
+      </w:r>
+      <w:r>
+        <w:t xml:space="preserve"> AI-generated presentation artifacts for visual quality, style/template adherence, and </w:t>
+      </w:r>
+      <w:r>
+        <w:t>writing quality</w:t>
+      </w:r>
+      <w:r>
+        <w:t>.</w:t>
+      </w:r>
+    </w:p>
+    <w:p>
+      <w:pPr>
+        <w:keepNext/>
+        <w:tabs>
+          <w:tab w:val="right" w:pos="10080"/>
+        </w:tabs>
+        <w:spacing w:before="130"/>
+        <w:rPr>
+          <w:sz w:val="18"/>
+          <w:szCs w:val="18"/>
+        </w:rPr>
+      </w:pPr>
+      <w:r>
+        <w:rPr>
+          <w:b/>
+          <w:bCs/>
+        </w:rPr>
+        <w:t>Medical Laboratory Technician II</w:t>
+      </w:r>
+    </w:p>
+    <w:p>
+      <w:pPr>
+        <w:keepNext/>
+        <w:tabs>
+          <w:tab w:val="right" w:pos="10080"/>
+        </w:tabs>
+        <w:spacing w:before="130"/>
+      </w:pPr>
+      <w:r>
+        <w:t>Quest Diagnostics, Cincinnati, OH | November 2018 – May 2025</w:t>
       </w:r>
     </w:p>
     <w:p>
@@ -620,22 +688,13 @@
         <w:spacing w:before="130"/>
       </w:pPr>
       <w:r>
-        <w:t xml:space="preserve">Monitored workflow issues and </w:t>
-      </w:r>
-      <w:r>
-        <w:t>organized meetings with teams</w:t>
-      </w:r>
-      <w:r>
-        <w:t xml:space="preserve"> to</w:t>
-      </w:r>
-      <w:r>
-        <w:t xml:space="preserve"> address and</w:t>
-      </w:r>
-      <w:r>
-        <w:t xml:space="preserve"> reduce </w:t>
-      </w:r>
-      <w:r>
-        <w:t>recurring errors.</w:t>
+        <w:t>Processed 150+ samples per day in a high-volume laboratory environment while maintaining accuracy</w:t>
+      </w:r>
+      <w:r>
+        <w:t xml:space="preserve"> </w:t>
+      </w:r>
+      <w:r>
+        <w:t>and quality standards.</w:t>
       </w:r>
     </w:p>
     <w:p>
@@ -652,6 +711,55 @@
         <w:spacing w:before="130"/>
       </w:pPr>
       <w:r>
+        <w:t>Performed data validation, record verification, and documentation review across laboratory systems to maintain compliance with HIPAA and CLIA requirements.</w:t>
+      </w:r>
+    </w:p>
+    <w:p>
+      <w:pPr>
+        <w:pStyle w:val="ListParagraph"/>
+        <w:keepNext/>
+        <w:numPr>
+          <w:ilvl w:val="0"/>
+          <w:numId w:val="7"/>
+        </w:numPr>
+        <w:tabs>
+          <w:tab w:val="right" w:pos="10080"/>
+        </w:tabs>
+        <w:spacing w:before="130"/>
+      </w:pPr>
+      <w:r>
+        <w:t xml:space="preserve">Monitored workflow issues and </w:t>
+      </w:r>
+      <w:r>
+        <w:t>organized meetings with teams</w:t>
+      </w:r>
+      <w:r>
+        <w:t xml:space="preserve"> to</w:t>
+      </w:r>
+      <w:r>
+        <w:t xml:space="preserve"> address and</w:t>
+      </w:r>
+      <w:r>
+        <w:t xml:space="preserve"> reduce </w:t>
+      </w:r>
+      <w:r>
+        <w:t>recurring errors.</w:t>
+      </w:r>
+    </w:p>
+    <w:p>
+      <w:pPr>
+        <w:pStyle w:val="ListParagraph"/>
+        <w:keepNext/>
+        <w:numPr>
+          <w:ilvl w:val="0"/>
+          <w:numId w:val="7"/>
+        </w:numPr>
+        <w:tabs>
+          <w:tab w:val="right" w:pos="10080"/>
+        </w:tabs>
+        <w:spacing w:before="130"/>
+      </w:pPr>
+      <w:r>
         <w:t>Trained 4+ new technicians and</w:t>
       </w:r>
       <w:r>
@@ -746,10 +854,7 @@
         <w:t xml:space="preserve">Maintained high </w:t>
       </w:r>
       <w:r>
-        <w:t>client retention</w:t>
-      </w:r>
-      <w:r>
-        <w:t xml:space="preserve"> </w:t>
+        <w:t xml:space="preserve">client retention </w:t>
       </w:r>
       <w:r>
         <w:t>by analyz</w:t>
@@ -972,6 +1077,105 @@
       </w:pPr>
       <w:r>
         <w:t>Relevant Coursework: Statistics, Applied Calculus</w:t>
+      </w:r>
+    </w:p>
+    <w:p>
+      <w:pPr>
+        <w:keepNext/>
+        <w:tabs>
+          <w:tab w:val="right" w:pos="10080"/>
+        </w:tabs>
+        <w:spacing w:before="130"/>
+      </w:pPr>
+    </w:p>
+    <w:p>
+      <w:pPr>
+        <w:keepNext/>
+        <w:pBdr>
+          <w:bottom w:val="single" w:sz="6" w:space="2" w:color="000000"/>
+        </w:pBdr>
+        <w:spacing w:before="220" w:after="90"/>
+      </w:pPr>
+      <w:r>
+        <w:rPr>
+          <w:b/>
+          <w:bCs/>
+          <w:sz w:val="23"/>
+          <w:szCs w:val="23"/>
+        </w:rPr>
+        <w:t>CERTIFICATIONS</w:t>
+      </w:r>
+    </w:p>
+    <w:p>
+      <w:pPr>
+        <w:keepNext/>
+        <w:tabs>
+          <w:tab w:val="right" w:pos="10080"/>
+        </w:tabs>
+        <w:spacing w:before="130"/>
+      </w:pPr>
+      <w:r>
+        <w:rPr>
+          <w:b/>
+          <w:bCs/>
+        </w:rPr>
+        <w:t>Strategy Certified Departmental Analyst</w:t>
+      </w:r>
+      <w:r>
+        <w:t xml:space="preserve"> </w:t>
+      </w:r>
+      <w:r>
+        <w:t>|</w:t>
+      </w:r>
+      <w:r>
+        <w:t xml:space="preserve"> Strategy | Issued August 2026 (expires August 2029)</w:t>
+      </w:r>
+    </w:p>
+    <w:p>
+      <w:pPr>
+        <w:keepNext/>
+        <w:tabs>
+          <w:tab w:val="right" w:pos="10080"/>
+        </w:tabs>
+        <w:spacing w:before="130"/>
+      </w:pPr>
+      <w:r>
+        <w:rPr>
+          <w:b/>
+          <w:bCs/>
+        </w:rPr>
+        <w:t>Strategy Certified Business User</w:t>
+      </w:r>
+      <w:r>
+        <w:t xml:space="preserve"> </w:t>
+      </w:r>
+      <w:r>
+        <w:t xml:space="preserve">| </w:t>
+      </w:r>
+      <w:r>
+        <w:t>Strategy | Issued July 2026 (expires July 2029)</w:t>
+      </w:r>
+    </w:p>
+    <w:p>
+      <w:pPr>
+        <w:keepNext/>
+        <w:tabs>
+          <w:tab w:val="right" w:pos="10080"/>
+        </w:tabs>
+        <w:spacing w:before="130"/>
+      </w:pPr>
+      <w:r>
+        <w:rPr>
+          <w:b/>
+          <w:bCs/>
+        </w:rPr>
+        <w:t>PCEP – Certified Entry Level Python Programmer</w:t>
+      </w:r>
+      <w:r>
+        <w:t xml:space="preserve"> |</w:t>
+      </w:r>
+      <w:r>
+        <w:t xml:space="preserve"> Python Institute | Issued February 2023</w:t>
       </w:r>
     </w:p>
     <w:sectPr>
@@ -1412,6 +1616,155 @@
     </w:lvl>
   </w:abstractNum>
   <w:abstractNum w:abstractNumId="4" w15:restartNumberingAfterBreak="0">
+    <w:nsid w:val="4CD53F68"/>
+    <w:multiLevelType w:val="multilevel"/>
+    <w:tmpl w:val="58A4145E"/>
+    <w:lvl w:ilvl="0">
+      <w:start w:val="1"/>
+      <w:numFmt w:val="bullet"/>
+      <w:lvlText w:val=""/>
+      <w:lvlJc w:val="left"/>
+      <w:pPr>
+        <w:tabs>
+          <w:tab w:val="num" w:pos="720"/>
+        </w:tabs>
+        <w:ind w:left="720" w:hanging="360"/>
+      </w:pPr>
+      <w:rPr>
+        <w:rFonts w:ascii="Symbol" w:hAnsi="Symbol" w:hint="default"/>
+        <w:sz w:val="20"/>
+      </w:rPr>
+    </w:lvl>
+    <w:lvl w:ilvl="1" w:tentative="1">
+      <w:start w:val="1"/>
+      <w:numFmt w:val="bullet"/>
+      <w:lvlText w:val="o"/>
+      <w:lvlJc w:val="left"/>
+      <w:pPr>
+        <w:tabs>
+          <w:tab w:val="num" w:pos="1440"/>
+        </w:tabs>
+        <w:ind w:left="1440" w:hanging="360"/>
+      </w:pPr>
+      <w:rPr>
+        <w:rFonts w:ascii="Courier New" w:hAnsi="Courier New" w:hint="default"/>
+        <w:sz w:val="20"/>
+      </w:rPr>
+    </w:lvl>
+    <w:lvl w:ilvl="2" w:tentative="1">
+      <w:start w:val="1"/>
+      <w:numFmt w:val="bullet"/>
+      <w:lvlText w:val=""/>
+      <w:lvlJc w:val="left"/>
+      <w:pPr>
+        <w:tabs>
+          <w:tab w:val="num" w:pos="2160"/>
+        </w:tabs>
+        <w:ind w:left="2160" w:hanging="360"/>
+      </w:pPr>
+      <w:rPr>
+        <w:rFonts w:ascii="Wingdings" w:hAnsi="Wingdings" w:hint="default"/>
+        <w:sz w:val="20"/>
+      </w:rPr>
+    </w:lvl>
+    <w:lvl w:ilvl="3" w:tentative="1">
+      <w:start w:val="1"/>
+      <w:numFmt w:val="bullet"/>
+      <w:lvlText w:val=""/>
+      <w:lvlJc w:val="left"/>
+      <w:pPr>
+        <w:tabs>
+          <w:tab w:val="num" w:pos="2880"/>
+        </w:tabs>
+        <w:ind w:left="2880" w:hanging="360"/>
+      </w:pPr>
+      <w:rPr>
+        <w:rFonts w:ascii="Wingdings" w:hAnsi="Wingdings" w:hint="default"/>
+        <w:sz w:val="20"/>
+      </w:rPr>
+    </w:lvl>
+    <w:lvl w:ilvl="4" w:tentative="1">
+      <w:start w:val="1"/>
+      <w:numFmt w:val="bullet"/>
+      <w:lvlText w:val=""/>
+      <w:lvlJc w:val="left"/>
+      <w:pPr>
+        <w:tabs>
+          <w:tab w:val="num" w:pos="3600"/>
+        </w:tabs>
+        <w:ind w:left="3600" w:hanging="360"/>
+      </w:pPr>
+      <w:rPr>
+        <w:rFonts w:ascii="Wingdings" w:hAnsi="Wingdings" w:hint="default"/>
+        <w:sz w:val="20"/>
+      </w:rPr>
+    </w:lvl>
+    <w:lvl w:ilvl="5" w:tentative="1">
+      <w:start w:val="1"/>
+      <w:numFmt w:val="bullet"/>
+      <w:lvlText w:val=""/>
+      <w:lvlJc w:val="left"/>
+      <w:pPr>
+        <w:tabs>
+          <w:tab w:val="num" w:pos="4320"/>
+        </w:tabs>
+        <w:ind w:left="4320" w:hanging="360"/>
+      </w:pPr>
+      <w:rPr>
+        <w:rFonts w:ascii="Wingdings" w:hAnsi="Wingdings" w:hint="default"/>
+        <w:sz w:val="20"/>
+      </w:rPr>
+    </w:lvl>
+    <w:lvl w:ilvl="6" w:tentative="1">
+      <w:start w:val="1"/>
+      <w:numFmt w:val="bullet"/>
+      <w:lvlText w:val=""/>
+      <w:lvlJc w:val="left"/>
+      <w:pPr>
+        <w:tabs>
+          <w:tab w:val="num" w:pos="5040"/>
+        </w:tabs>
+        <w:ind w:left="5040" w:hanging="360"/>
+      </w:pPr>
+      <w:rPr>
+        <w:rFonts w:ascii="Wingdings" w:hAnsi="Wingdings" w:hint="default"/>
+        <w:sz w:val="20"/>
+      </w:rPr>
+    </w:lvl>
+    <w:lvl w:ilvl="7" w:tentative="1">
+      <w:start w:val="1"/>
+      <w:numFmt w:val="bullet"/>
+      <w:lvlText w:val=""/>
+      <w:lvlJc w:val="left"/>
+      <w:pPr>
+        <w:tabs>
+          <w:tab w:val="num" w:pos="5760"/>
+        </w:tabs>
+        <w:ind w:left="5760" w:hanging="360"/>
+      </w:pPr>
+      <w:rPr>
+        <w:rFonts w:ascii="Wingdings" w:hAnsi="Wingdings" w:hint="default"/>
+        <w:sz w:val="20"/>
+      </w:rPr>
+    </w:lvl>
+    <w:lvl w:ilvl="8" w:tentative="1">
+      <w:start w:val="1"/>
+      <w:numFmt w:val="bullet"/>
+      <w:lvlText w:val=""/>
+      <w:lvlJc w:val="left"/>
+      <w:pPr>
+        <w:tabs>
+          <w:tab w:val="num" w:pos="6480"/>
+        </w:tabs>
+        <w:ind w:left="6480" w:hanging="360"/>
+      </w:pPr>
+      <w:rPr>
+        <w:rFonts w:ascii="Wingdings" w:hAnsi="Wingdings" w:hint="default"/>
+        <w:sz w:val="20"/>
+      </w:rPr>
+    </w:lvl>
+  </w:abstractNum>
+  <w:abstractNum w:abstractNumId="5" w15:restartNumberingAfterBreak="0">
     <w:nsid w:val="50017873"/>
     <w:multiLevelType w:val="hybridMultilevel"/>
     <w:tmpl w:val="59D83BE2"/>
@@ -1524,7 +1877,7 @@
       </w:rPr>
     </w:lvl>
   </w:abstractNum>
-  <w:abstractNum w:abstractNumId="5" w15:restartNumberingAfterBreak="0">
+  <w:abstractNum w:abstractNumId="6" w15:restartNumberingAfterBreak="0">
     <w:nsid w:val="51380815"/>
     <w:multiLevelType w:val="hybridMultilevel"/>
     <w:tmpl w:val="83A4B720"/>
@@ -1637,7 +1990,7 @@
       </w:rPr>
     </w:lvl>
   </w:abstractNum>
-  <w:abstractNum w:abstractNumId="6" w15:restartNumberingAfterBreak="0">
+  <w:abstractNum w:abstractNumId="7" w15:restartNumberingAfterBreak="0">
     <w:nsid w:val="576F0E63"/>
     <w:multiLevelType w:val="hybridMultilevel"/>
     <w:tmpl w:val="20E8BEE4"/>
@@ -1750,7 +2103,7 @@
       </w:rPr>
     </w:lvl>
   </w:abstractNum>
-  <w:abstractNum w:abstractNumId="7" w15:restartNumberingAfterBreak="0">
+  <w:abstractNum w:abstractNumId="8" w15:restartNumberingAfterBreak="0">
     <w:nsid w:val="75A46897"/>
     <w:multiLevelType w:val="hybridMultilevel"/>
     <w:tmpl w:val="8530281C"/>
@@ -1811,19 +2164,19 @@
     </w:lvlOverride>
   </w:num>
   <w:num w:numId="2" w16cid:durableId="1044600757">
-    <w:abstractNumId w:val="7"/>
+    <w:abstractNumId w:val="8"/>
     <w:lvlOverride w:ilvl="0">
       <w:startOverride w:val="1"/>
     </w:lvlOverride>
   </w:num>
   <w:num w:numId="3" w16cid:durableId="1960793989">
-    <w:abstractNumId w:val="6"/>
+    <w:abstractNumId w:val="7"/>
   </w:num>
   <w:num w:numId="4" w16cid:durableId="1155221356">
     <w:abstractNumId w:val="3"/>
   </w:num>
   <w:num w:numId="5" w16cid:durableId="1319654200">
-    <w:abstractNumId w:val="5"/>
+    <w:abstractNumId w:val="6"/>
   </w:num>
   <w:num w:numId="6" w16cid:durableId="1959795774">
     <w:abstractNumId w:val="2"/>
@@ -1832,6 +2185,9 @@
     <w:abstractNumId w:val="0"/>
   </w:num>
   <w:num w:numId="8" w16cid:durableId="1034112523">
+    <w:abstractNumId w:val="5"/>
+  </w:num>
+  <w:num w:numId="9" w16cid:durableId="1282807097">
     <w:abstractNumId w:val="4"/>
   </w:num>
 </w:numbering>
@@ -2229,6 +2585,7 @@
   <w:style w:type="paragraph" w:default="1" w:styleId="Normal">
     <w:name w:val="Normal"/>
     <w:qFormat/>
+    <w:rsid w:val="006A4433"/>
   </w:style>
   <w:style w:type="paragraph" w:styleId="Heading1">
     <w:name w:val="heading 1"/>
